--- a/课程提交文档/最终提交版/04_测试报告.docx
+++ b/课程提交文档/最终提交版/04_测试报告.docx
@@ -19,254 +19,1611 @@
         <w:t>八、测试分析报告</w:t>
       </w:r>
     </w:p>
-    <w:p/>
+    <w:p>
+      <w:pPr>
+        <w:rPr>
+          <w:rFonts w:hint="eastAsia" w:ascii="宋体" w:hAnsi="宋体"/>
+          <w:sz w:val="52"/>
+        </w:rPr>
+      </w:pPr>
+    </w:p>
     <w:p>
       <w:pPr>
         <w:pStyle w:val="13"/>
-        <w:spacing w:line="276" w:lineRule="auto" w:after="0"/>
-        <w:ind w:firstLine="0"/>
+        <w:tabs>
+          <w:tab w:val="right" w:leader="dot" w:pos="8296"/>
+        </w:tabs>
+        <w:rPr>
+          <w:lang/>
+        </w:rPr>
       </w:pPr>
       <w:r>
         <w:rPr>
-          <w:rFonts w:ascii="Times New Roman" w:hAnsi="Times New Roman" w:eastAsia="宋体"/>
-          <w:sz w:val="21"/>
-        </w:rPr>
-        <w:t>1．引言</w:t>
+          <w:rFonts w:ascii="宋体" w:hAnsi="宋体"/>
+        </w:rPr>
+        <w:fldChar w:fldCharType="begin"/>
+      </w:r>
+      <w:r>
+        <w:rPr>
+          <w:rFonts w:ascii="宋体" w:hAnsi="宋体"/>
+        </w:rPr>
+        <w:instrText xml:space="preserve"> TOC \o "1-3" \h \z </w:instrText>
+      </w:r>
+      <w:r>
+        <w:rPr>
+          <w:rFonts w:ascii="宋体" w:hAnsi="宋体"/>
+        </w:rPr>
+        <w:fldChar w:fldCharType="separate"/>
+      </w:r>
+      <w:r>
+        <w:rPr>
+          <w:rStyle w:val="22"/>
+          <w:lang/>
+        </w:rPr>
+        <w:fldChar w:fldCharType="begin"/>
+      </w:r>
+      <w:r>
+        <w:rPr>
+          <w:rStyle w:val="22"/>
+          <w:lang/>
+        </w:rPr>
+        <w:instrText xml:space="preserve"> </w:instrText>
+      </w:r>
+      <w:r>
+        <w:rPr>
+          <w:lang/>
+        </w:rPr>
+        <w:instrText xml:space="preserve">HYPERLINK \l "_Toc506977225"</w:instrText>
+      </w:r>
+      <w:r>
+        <w:rPr>
+          <w:rStyle w:val="22"/>
+          <w:lang/>
+        </w:rPr>
+        <w:instrText xml:space="preserve"> </w:instrText>
+      </w:r>
+      <w:r>
+        <w:rPr>
+          <w:rStyle w:val="22"/>
+          <w:lang/>
+        </w:rPr>
+        <w:fldChar w:fldCharType="separate"/>
+      </w:r>
+      <w:r>
+        <w:rPr>
+          <w:rStyle w:val="22"/>
+          <w:rFonts w:ascii="宋体" w:hAnsi="宋体"/>
+          <w:lang/>
+        </w:rPr>
+        <w:t>1</w:t>
+      </w:r>
+      <w:r>
+        <w:rPr>
+          <w:rStyle w:val="22"/>
+          <w:rFonts w:hint="eastAsia" w:ascii="宋体" w:hAnsi="宋体"/>
+          <w:lang/>
+        </w:rPr>
+        <w:t>．引言</w:t>
+      </w:r>
+      <w:r>
+        <w:rPr>
+          <w:lang/>
+        </w:rPr>
         <w:tab/>
-        <w:t>2</w:t>
+      </w:r>
+      <w:r>
+        <w:rPr>
+          <w:lang/>
+        </w:rPr>
+        <w:fldChar w:fldCharType="begin"/>
+      </w:r>
+      <w:r>
+        <w:rPr>
+          <w:lang/>
+        </w:rPr>
+        <w:instrText xml:space="preserve"> PAGEREF _Toc506977225 \h </w:instrText>
+      </w:r>
+      <w:r>
+        <w:rPr>
+          <w:lang/>
+        </w:rPr>
+        <w:fldChar w:fldCharType="separate"/>
+      </w:r>
+      <w:r>
+        <w:rPr>
+          <w:lang/>
+        </w:rPr>
+        <w:t>1</w:t>
+      </w:r>
+      <w:r>
+        <w:rPr>
+          <w:lang/>
+        </w:rPr>
+        <w:fldChar w:fldCharType="end"/>
+      </w:r>
+      <w:r>
+        <w:rPr>
+          <w:rStyle w:val="22"/>
+          <w:lang/>
+        </w:rPr>
+        <w:fldChar w:fldCharType="end"/>
       </w:r>
     </w:p>
     <w:p>
       <w:pPr>
         <w:pStyle w:val="16"/>
-        <w:spacing w:line="276" w:lineRule="auto" w:after="0"/>
-        <w:ind w:firstLine="0"/>
+        <w:tabs>
+          <w:tab w:val="right" w:leader="dot" w:pos="8296"/>
+        </w:tabs>
+        <w:rPr>
+          <w:lang/>
+        </w:rPr>
       </w:pPr>
       <w:r>
         <w:rPr>
-          <w:rFonts w:ascii="Times New Roman" w:hAnsi="Times New Roman" w:eastAsia="宋体"/>
-          <w:sz w:val="21"/>
-        </w:rPr>
-        <w:t>1.1编写目的</w:t>
+          <w:rStyle w:val="22"/>
+          <w:lang/>
+        </w:rPr>
+        <w:fldChar w:fldCharType="begin"/>
+      </w:r>
+      <w:r>
+        <w:rPr>
+          <w:rStyle w:val="22"/>
+          <w:lang/>
+        </w:rPr>
+        <w:instrText xml:space="preserve"> </w:instrText>
+      </w:r>
+      <w:r>
+        <w:rPr>
+          <w:lang/>
+        </w:rPr>
+        <w:instrText xml:space="preserve">HYPERLINK \l "_Toc506977226"</w:instrText>
+      </w:r>
+      <w:r>
+        <w:rPr>
+          <w:rStyle w:val="22"/>
+          <w:lang/>
+        </w:rPr>
+        <w:instrText xml:space="preserve"> </w:instrText>
+      </w:r>
+      <w:r>
+        <w:rPr>
+          <w:rStyle w:val="22"/>
+          <w:lang/>
+        </w:rPr>
+        <w:fldChar w:fldCharType="separate"/>
+      </w:r>
+      <w:r>
+        <w:rPr>
+          <w:rStyle w:val="22"/>
+          <w:rFonts w:ascii="宋体" w:hAnsi="宋体"/>
+          <w:lang/>
+        </w:rPr>
+        <w:t>1.1</w:t>
+      </w:r>
+      <w:r>
+        <w:rPr>
+          <w:rStyle w:val="22"/>
+          <w:rFonts w:hint="eastAsia" w:ascii="宋体" w:hAnsi="宋体"/>
+          <w:lang/>
+        </w:rPr>
+        <w:t>编写目的</w:t>
+      </w:r>
+      <w:r>
+        <w:rPr>
+          <w:lang/>
+        </w:rPr>
         <w:tab/>
-        <w:t>2</w:t>
+      </w:r>
+      <w:r>
+        <w:rPr>
+          <w:lang/>
+        </w:rPr>
+        <w:fldChar w:fldCharType="begin"/>
+      </w:r>
+      <w:r>
+        <w:rPr>
+          <w:lang/>
+        </w:rPr>
+        <w:instrText xml:space="preserve"> PAGEREF _Toc506977226 \h </w:instrText>
+      </w:r>
+      <w:r>
+        <w:rPr>
+          <w:lang/>
+        </w:rPr>
+        <w:fldChar w:fldCharType="separate"/>
+      </w:r>
+      <w:r>
+        <w:rPr>
+          <w:lang/>
+        </w:rPr>
+        <w:t>1</w:t>
+      </w:r>
+      <w:r>
+        <w:rPr>
+          <w:lang/>
+        </w:rPr>
+        <w:fldChar w:fldCharType="end"/>
+      </w:r>
+      <w:r>
+        <w:rPr>
+          <w:rStyle w:val="22"/>
+          <w:lang/>
+        </w:rPr>
+        <w:fldChar w:fldCharType="end"/>
       </w:r>
     </w:p>
     <w:p>
       <w:pPr>
         <w:pStyle w:val="16"/>
-        <w:spacing w:line="276" w:lineRule="auto" w:after="0"/>
-        <w:ind w:firstLine="0"/>
+        <w:tabs>
+          <w:tab w:val="right" w:leader="dot" w:pos="8296"/>
+        </w:tabs>
+        <w:rPr>
+          <w:lang/>
+        </w:rPr>
       </w:pPr>
       <w:r>
         <w:rPr>
-          <w:rFonts w:ascii="Times New Roman" w:hAnsi="Times New Roman" w:eastAsia="宋体"/>
-          <w:sz w:val="21"/>
-        </w:rPr>
-        <w:t>1.2项目背景</w:t>
+          <w:rStyle w:val="22"/>
+          <w:lang/>
+        </w:rPr>
+        <w:fldChar w:fldCharType="begin"/>
+      </w:r>
+      <w:r>
+        <w:rPr>
+          <w:rStyle w:val="22"/>
+          <w:lang/>
+        </w:rPr>
+        <w:instrText xml:space="preserve"> </w:instrText>
+      </w:r>
+      <w:r>
+        <w:rPr>
+          <w:lang/>
+        </w:rPr>
+        <w:instrText xml:space="preserve">HYPERLINK \l "_Toc506977227"</w:instrText>
+      </w:r>
+      <w:r>
+        <w:rPr>
+          <w:rStyle w:val="22"/>
+          <w:lang/>
+        </w:rPr>
+        <w:instrText xml:space="preserve"> </w:instrText>
+      </w:r>
+      <w:r>
+        <w:rPr>
+          <w:rStyle w:val="22"/>
+          <w:lang/>
+        </w:rPr>
+        <w:fldChar w:fldCharType="separate"/>
+      </w:r>
+      <w:r>
+        <w:rPr>
+          <w:rStyle w:val="22"/>
+          <w:rFonts w:ascii="宋体" w:hAnsi="宋体"/>
+          <w:lang/>
+        </w:rPr>
+        <w:t>1.2</w:t>
+      </w:r>
+      <w:r>
+        <w:rPr>
+          <w:rStyle w:val="22"/>
+          <w:rFonts w:hint="eastAsia" w:ascii="宋体" w:hAnsi="宋体"/>
+          <w:lang/>
+        </w:rPr>
+        <w:t>项目背景</w:t>
+      </w:r>
+      <w:r>
+        <w:rPr>
+          <w:lang/>
+        </w:rPr>
         <w:tab/>
-        <w:t>2</w:t>
+      </w:r>
+      <w:r>
+        <w:rPr>
+          <w:lang/>
+        </w:rPr>
+        <w:fldChar w:fldCharType="begin"/>
+      </w:r>
+      <w:r>
+        <w:rPr>
+          <w:lang/>
+        </w:rPr>
+        <w:instrText xml:space="preserve"> PAGEREF _Toc506977227 \h </w:instrText>
+      </w:r>
+      <w:r>
+        <w:rPr>
+          <w:lang/>
+        </w:rPr>
+        <w:fldChar w:fldCharType="separate"/>
+      </w:r>
+      <w:r>
+        <w:rPr>
+          <w:lang/>
+        </w:rPr>
+        <w:t>1</w:t>
+      </w:r>
+      <w:r>
+        <w:rPr>
+          <w:lang/>
+        </w:rPr>
+        <w:fldChar w:fldCharType="end"/>
+      </w:r>
+      <w:r>
+        <w:rPr>
+          <w:rStyle w:val="22"/>
+          <w:lang/>
+        </w:rPr>
+        <w:fldChar w:fldCharType="end"/>
       </w:r>
     </w:p>
     <w:p>
       <w:pPr>
         <w:pStyle w:val="16"/>
-        <w:spacing w:line="276" w:lineRule="auto" w:after="0"/>
-        <w:ind w:firstLine="0"/>
+        <w:tabs>
+          <w:tab w:val="right" w:leader="dot" w:pos="8296"/>
+        </w:tabs>
+        <w:rPr>
+          <w:lang/>
+        </w:rPr>
       </w:pPr>
       <w:r>
         <w:rPr>
-          <w:rFonts w:ascii="Times New Roman" w:hAnsi="Times New Roman" w:eastAsia="宋体"/>
-          <w:sz w:val="21"/>
-        </w:rPr>
-        <w:t>1.3定义</w:t>
+          <w:rStyle w:val="22"/>
+          <w:lang/>
+        </w:rPr>
+        <w:fldChar w:fldCharType="begin"/>
+      </w:r>
+      <w:r>
+        <w:rPr>
+          <w:rStyle w:val="22"/>
+          <w:lang/>
+        </w:rPr>
+        <w:instrText xml:space="preserve"> </w:instrText>
+      </w:r>
+      <w:r>
+        <w:rPr>
+          <w:lang/>
+        </w:rPr>
+        <w:instrText xml:space="preserve">HYPERLINK \l "_Toc506977228"</w:instrText>
+      </w:r>
+      <w:r>
+        <w:rPr>
+          <w:rStyle w:val="22"/>
+          <w:lang/>
+        </w:rPr>
+        <w:instrText xml:space="preserve"> </w:instrText>
+      </w:r>
+      <w:r>
+        <w:rPr>
+          <w:rStyle w:val="22"/>
+          <w:lang/>
+        </w:rPr>
+        <w:fldChar w:fldCharType="separate"/>
+      </w:r>
+      <w:r>
+        <w:rPr>
+          <w:rStyle w:val="22"/>
+          <w:rFonts w:ascii="宋体" w:hAnsi="宋体"/>
+          <w:lang/>
+        </w:rPr>
+        <w:t>1.3</w:t>
+      </w:r>
+      <w:r>
+        <w:rPr>
+          <w:rStyle w:val="22"/>
+          <w:rFonts w:hint="eastAsia" w:ascii="宋体" w:hAnsi="宋体"/>
+          <w:lang/>
+        </w:rPr>
+        <w:t>定义</w:t>
+      </w:r>
+      <w:r>
+        <w:rPr>
+          <w:lang/>
+        </w:rPr>
         <w:tab/>
-        <w:t>3</w:t>
+      </w:r>
+      <w:r>
+        <w:rPr>
+          <w:lang/>
+        </w:rPr>
+        <w:fldChar w:fldCharType="begin"/>
+      </w:r>
+      <w:r>
+        <w:rPr>
+          <w:lang/>
+        </w:rPr>
+        <w:instrText xml:space="preserve"> PAGEREF _Toc506977228 \h </w:instrText>
+      </w:r>
+      <w:r>
+        <w:rPr>
+          <w:lang/>
+        </w:rPr>
+        <w:fldChar w:fldCharType="separate"/>
+      </w:r>
+      <w:r>
+        <w:rPr>
+          <w:lang/>
+        </w:rPr>
+        <w:t>1</w:t>
+      </w:r>
+      <w:r>
+        <w:rPr>
+          <w:lang/>
+        </w:rPr>
+        <w:fldChar w:fldCharType="end"/>
+      </w:r>
+      <w:r>
+        <w:rPr>
+          <w:rStyle w:val="22"/>
+          <w:lang/>
+        </w:rPr>
+        <w:fldChar w:fldCharType="end"/>
       </w:r>
     </w:p>
     <w:p>
       <w:pPr>
         <w:pStyle w:val="16"/>
-        <w:spacing w:line="276" w:lineRule="auto" w:after="0"/>
-        <w:ind w:firstLine="0"/>
+        <w:tabs>
+          <w:tab w:val="right" w:leader="dot" w:pos="8296"/>
+        </w:tabs>
+        <w:rPr>
+          <w:lang/>
+        </w:rPr>
       </w:pPr>
       <w:r>
         <w:rPr>
-          <w:rFonts w:ascii="Times New Roman" w:hAnsi="Times New Roman" w:eastAsia="宋体"/>
-          <w:sz w:val="21"/>
-        </w:rPr>
-        <w:t>1.4参考资料</w:t>
+          <w:rStyle w:val="22"/>
+          <w:lang/>
+        </w:rPr>
+        <w:fldChar w:fldCharType="begin"/>
+      </w:r>
+      <w:r>
+        <w:rPr>
+          <w:rStyle w:val="22"/>
+          <w:lang/>
+        </w:rPr>
+        <w:instrText xml:space="preserve"> </w:instrText>
+      </w:r>
+      <w:r>
+        <w:rPr>
+          <w:lang/>
+        </w:rPr>
+        <w:instrText xml:space="preserve">HYPERLINK \l "_Toc506977229"</w:instrText>
+      </w:r>
+      <w:r>
+        <w:rPr>
+          <w:rStyle w:val="22"/>
+          <w:lang/>
+        </w:rPr>
+        <w:instrText xml:space="preserve"> </w:instrText>
+      </w:r>
+      <w:r>
+        <w:rPr>
+          <w:rStyle w:val="22"/>
+          <w:lang/>
+        </w:rPr>
+        <w:fldChar w:fldCharType="separate"/>
+      </w:r>
+      <w:r>
+        <w:rPr>
+          <w:rStyle w:val="22"/>
+          <w:rFonts w:ascii="宋体" w:hAnsi="宋体"/>
+          <w:lang/>
+        </w:rPr>
+        <w:t>1.4</w:t>
+      </w:r>
+      <w:r>
+        <w:rPr>
+          <w:rStyle w:val="22"/>
+          <w:rFonts w:hint="eastAsia" w:ascii="宋体" w:hAnsi="宋体"/>
+          <w:lang/>
+        </w:rPr>
+        <w:t>参考资料</w:t>
+      </w:r>
+      <w:r>
+        <w:rPr>
+          <w:lang/>
+        </w:rPr>
         <w:tab/>
-        <w:t>3</w:t>
+      </w:r>
+      <w:r>
+        <w:rPr>
+          <w:lang/>
+        </w:rPr>
+        <w:fldChar w:fldCharType="begin"/>
+      </w:r>
+      <w:r>
+        <w:rPr>
+          <w:lang/>
+        </w:rPr>
+        <w:instrText xml:space="preserve"> PAGEREF _Toc506977229 \h </w:instrText>
+      </w:r>
+      <w:r>
+        <w:rPr>
+          <w:lang/>
+        </w:rPr>
+        <w:fldChar w:fldCharType="separate"/>
+      </w:r>
+      <w:r>
+        <w:rPr>
+          <w:lang/>
+        </w:rPr>
+        <w:t>2</w:t>
+      </w:r>
+      <w:r>
+        <w:rPr>
+          <w:lang/>
+        </w:rPr>
+        <w:fldChar w:fldCharType="end"/>
+      </w:r>
+      <w:r>
+        <w:rPr>
+          <w:rStyle w:val="22"/>
+          <w:lang/>
+        </w:rPr>
+        <w:fldChar w:fldCharType="end"/>
       </w:r>
     </w:p>
     <w:p>
       <w:pPr>
         <w:pStyle w:val="13"/>
-        <w:spacing w:line="276" w:lineRule="auto" w:after="0"/>
-        <w:ind w:firstLine="0"/>
+        <w:tabs>
+          <w:tab w:val="right" w:leader="dot" w:pos="8296"/>
+        </w:tabs>
+        <w:rPr>
+          <w:lang/>
+        </w:rPr>
       </w:pPr>
       <w:r>
         <w:rPr>
-          <w:rFonts w:ascii="Times New Roman" w:hAnsi="Times New Roman" w:eastAsia="宋体"/>
-          <w:sz w:val="21"/>
-        </w:rPr>
-        <w:t>2．测试计划执行情况</w:t>
+          <w:rStyle w:val="22"/>
+          <w:lang/>
+        </w:rPr>
+        <w:fldChar w:fldCharType="begin"/>
+      </w:r>
+      <w:r>
+        <w:rPr>
+          <w:rStyle w:val="22"/>
+          <w:lang/>
+        </w:rPr>
+        <w:instrText xml:space="preserve"> </w:instrText>
+      </w:r>
+      <w:r>
+        <w:rPr>
+          <w:lang/>
+        </w:rPr>
+        <w:instrText xml:space="preserve">HYPERLINK \l "_Toc506977230"</w:instrText>
+      </w:r>
+      <w:r>
+        <w:rPr>
+          <w:rStyle w:val="22"/>
+          <w:lang/>
+        </w:rPr>
+        <w:instrText xml:space="preserve"> </w:instrText>
+      </w:r>
+      <w:r>
+        <w:rPr>
+          <w:rStyle w:val="22"/>
+          <w:lang/>
+        </w:rPr>
+        <w:fldChar w:fldCharType="separate"/>
+      </w:r>
+      <w:r>
+        <w:rPr>
+          <w:rStyle w:val="22"/>
+          <w:rFonts w:ascii="宋体" w:hAnsi="宋体"/>
+          <w:lang/>
+        </w:rPr>
+        <w:t>2</w:t>
+      </w:r>
+      <w:r>
+        <w:rPr>
+          <w:rStyle w:val="22"/>
+          <w:rFonts w:hint="eastAsia" w:ascii="宋体" w:hAnsi="宋体"/>
+          <w:lang/>
+        </w:rPr>
+        <w:t>．测试计划执行情况</w:t>
+      </w:r>
+      <w:r>
+        <w:rPr>
+          <w:lang/>
+        </w:rPr>
         <w:tab/>
-        <w:t>4</w:t>
+      </w:r>
+      <w:r>
+        <w:rPr>
+          <w:lang/>
+        </w:rPr>
+        <w:fldChar w:fldCharType="begin"/>
+      </w:r>
+      <w:r>
+        <w:rPr>
+          <w:lang/>
+        </w:rPr>
+        <w:instrText xml:space="preserve"> PAGEREF _Toc506977230 \h </w:instrText>
+      </w:r>
+      <w:r>
+        <w:rPr>
+          <w:lang/>
+        </w:rPr>
+        <w:fldChar w:fldCharType="separate"/>
+      </w:r>
+      <w:r>
+        <w:rPr>
+          <w:lang/>
+        </w:rPr>
+        <w:t>2</w:t>
+      </w:r>
+      <w:r>
+        <w:rPr>
+          <w:lang/>
+        </w:rPr>
+        <w:fldChar w:fldCharType="end"/>
+      </w:r>
+      <w:r>
+        <w:rPr>
+          <w:rStyle w:val="22"/>
+          <w:lang/>
+        </w:rPr>
+        <w:fldChar w:fldCharType="end"/>
       </w:r>
     </w:p>
     <w:p>
       <w:pPr>
         <w:pStyle w:val="16"/>
-        <w:spacing w:line="276" w:lineRule="auto" w:after="0"/>
-        <w:ind w:firstLine="0"/>
+        <w:tabs>
+          <w:tab w:val="right" w:leader="dot" w:pos="8296"/>
+        </w:tabs>
+        <w:rPr>
+          <w:lang/>
+        </w:rPr>
       </w:pPr>
       <w:r>
         <w:rPr>
-          <w:rFonts w:ascii="Times New Roman" w:hAnsi="Times New Roman" w:eastAsia="宋体"/>
-          <w:sz w:val="21"/>
-        </w:rPr>
-        <w:t>2.1测试项目</w:t>
+          <w:rStyle w:val="22"/>
+          <w:lang/>
+        </w:rPr>
+        <w:fldChar w:fldCharType="begin"/>
+      </w:r>
+      <w:r>
+        <w:rPr>
+          <w:rStyle w:val="22"/>
+          <w:lang/>
+        </w:rPr>
+        <w:instrText xml:space="preserve"> </w:instrText>
+      </w:r>
+      <w:r>
+        <w:rPr>
+          <w:lang/>
+        </w:rPr>
+        <w:instrText xml:space="preserve">HYPERLINK \l "_Toc506977231"</w:instrText>
+      </w:r>
+      <w:r>
+        <w:rPr>
+          <w:rStyle w:val="22"/>
+          <w:lang/>
+        </w:rPr>
+        <w:instrText xml:space="preserve"> </w:instrText>
+      </w:r>
+      <w:r>
+        <w:rPr>
+          <w:rStyle w:val="22"/>
+          <w:lang/>
+        </w:rPr>
+        <w:fldChar w:fldCharType="separate"/>
+      </w:r>
+      <w:r>
+        <w:rPr>
+          <w:rStyle w:val="22"/>
+          <w:rFonts w:ascii="宋体" w:hAnsi="宋体"/>
+          <w:lang/>
+        </w:rPr>
+        <w:t>2.1</w:t>
+      </w:r>
+      <w:r>
+        <w:rPr>
+          <w:rStyle w:val="22"/>
+          <w:rFonts w:hint="eastAsia" w:ascii="宋体" w:hAnsi="宋体"/>
+          <w:lang/>
+        </w:rPr>
+        <w:t>测试项目</w:t>
+      </w:r>
+      <w:r>
+        <w:rPr>
+          <w:lang/>
+        </w:rPr>
         <w:tab/>
-        <w:t>4</w:t>
+      </w:r>
+      <w:r>
+        <w:rPr>
+          <w:lang/>
+        </w:rPr>
+        <w:fldChar w:fldCharType="begin"/>
+      </w:r>
+      <w:r>
+        <w:rPr>
+          <w:lang/>
+        </w:rPr>
+        <w:instrText xml:space="preserve"> PAGEREF _Toc506977231 \h </w:instrText>
+      </w:r>
+      <w:r>
+        <w:rPr>
+          <w:lang/>
+        </w:rPr>
+        <w:fldChar w:fldCharType="separate"/>
+      </w:r>
+      <w:r>
+        <w:rPr>
+          <w:lang/>
+        </w:rPr>
+        <w:t>2</w:t>
+      </w:r>
+      <w:r>
+        <w:rPr>
+          <w:lang/>
+        </w:rPr>
+        <w:fldChar w:fldCharType="end"/>
+      </w:r>
+      <w:r>
+        <w:rPr>
+          <w:rStyle w:val="22"/>
+          <w:lang/>
+        </w:rPr>
+        <w:fldChar w:fldCharType="end"/>
       </w:r>
     </w:p>
     <w:p>
       <w:pPr>
         <w:pStyle w:val="16"/>
-        <w:spacing w:line="276" w:lineRule="auto" w:after="0"/>
-        <w:ind w:firstLine="0"/>
+        <w:tabs>
+          <w:tab w:val="right" w:leader="dot" w:pos="8296"/>
+        </w:tabs>
+        <w:rPr>
+          <w:lang/>
+        </w:rPr>
       </w:pPr>
       <w:r>
         <w:rPr>
-          <w:rFonts w:ascii="Times New Roman" w:hAnsi="Times New Roman" w:eastAsia="宋体"/>
-          <w:sz w:val="21"/>
-        </w:rPr>
-        <w:t>2.2测试机构和人员</w:t>
+          <w:rStyle w:val="22"/>
+          <w:lang/>
+        </w:rPr>
+        <w:fldChar w:fldCharType="begin"/>
+      </w:r>
+      <w:r>
+        <w:rPr>
+          <w:rStyle w:val="22"/>
+          <w:lang/>
+        </w:rPr>
+        <w:instrText xml:space="preserve"> </w:instrText>
+      </w:r>
+      <w:r>
+        <w:rPr>
+          <w:lang/>
+        </w:rPr>
+        <w:instrText xml:space="preserve">HYPERLINK \l "_Toc506977232"</w:instrText>
+      </w:r>
+      <w:r>
+        <w:rPr>
+          <w:rStyle w:val="22"/>
+          <w:lang/>
+        </w:rPr>
+        <w:instrText xml:space="preserve"> </w:instrText>
+      </w:r>
+      <w:r>
+        <w:rPr>
+          <w:rStyle w:val="22"/>
+          <w:lang/>
+        </w:rPr>
+        <w:fldChar w:fldCharType="separate"/>
+      </w:r>
+      <w:r>
+        <w:rPr>
+          <w:rStyle w:val="22"/>
+          <w:rFonts w:ascii="宋体" w:hAnsi="宋体"/>
+          <w:lang/>
+        </w:rPr>
+        <w:t>2.2</w:t>
+      </w:r>
+      <w:r>
+        <w:rPr>
+          <w:rStyle w:val="22"/>
+          <w:rFonts w:hint="eastAsia" w:ascii="宋体" w:hAnsi="宋体"/>
+          <w:lang/>
+        </w:rPr>
+        <w:t>测试机构和人员</w:t>
+      </w:r>
+      <w:r>
+        <w:rPr>
+          <w:lang/>
+        </w:rPr>
         <w:tab/>
-        <w:t>7</w:t>
+      </w:r>
+      <w:r>
+        <w:rPr>
+          <w:lang/>
+        </w:rPr>
+        <w:fldChar w:fldCharType="begin"/>
+      </w:r>
+      <w:r>
+        <w:rPr>
+          <w:lang/>
+        </w:rPr>
+        <w:instrText xml:space="preserve"> PAGEREF _Toc506977232 \h </w:instrText>
+      </w:r>
+      <w:r>
+        <w:rPr>
+          <w:lang/>
+        </w:rPr>
+        <w:fldChar w:fldCharType="separate"/>
+      </w:r>
+      <w:r>
+        <w:rPr>
+          <w:lang/>
+        </w:rPr>
+        <w:t>2</w:t>
+      </w:r>
+      <w:r>
+        <w:rPr>
+          <w:lang/>
+        </w:rPr>
+        <w:fldChar w:fldCharType="end"/>
+      </w:r>
+      <w:r>
+        <w:rPr>
+          <w:rStyle w:val="22"/>
+          <w:lang/>
+        </w:rPr>
+        <w:fldChar w:fldCharType="end"/>
       </w:r>
     </w:p>
     <w:p>
       <w:pPr>
         <w:pStyle w:val="16"/>
-        <w:spacing w:line="276" w:lineRule="auto" w:after="0"/>
-        <w:ind w:firstLine="0"/>
+        <w:tabs>
+          <w:tab w:val="right" w:leader="dot" w:pos="8296"/>
+        </w:tabs>
+        <w:rPr>
+          <w:lang/>
+        </w:rPr>
       </w:pPr>
       <w:r>
         <w:rPr>
-          <w:rFonts w:ascii="Times New Roman" w:hAnsi="Times New Roman" w:eastAsia="宋体"/>
-          <w:sz w:val="21"/>
-        </w:rPr>
-        <w:t>2.3测试结果</w:t>
+          <w:rStyle w:val="22"/>
+          <w:lang/>
+        </w:rPr>
+        <w:fldChar w:fldCharType="begin"/>
+      </w:r>
+      <w:r>
+        <w:rPr>
+          <w:rStyle w:val="22"/>
+          <w:lang/>
+        </w:rPr>
+        <w:instrText xml:space="preserve"> </w:instrText>
+      </w:r>
+      <w:r>
+        <w:rPr>
+          <w:lang/>
+        </w:rPr>
+        <w:instrText xml:space="preserve">HYPERLINK \l "_Toc506977233"</w:instrText>
+      </w:r>
+      <w:r>
+        <w:rPr>
+          <w:rStyle w:val="22"/>
+          <w:lang/>
+        </w:rPr>
+        <w:instrText xml:space="preserve"> </w:instrText>
+      </w:r>
+      <w:r>
+        <w:rPr>
+          <w:rStyle w:val="22"/>
+          <w:lang/>
+        </w:rPr>
+        <w:fldChar w:fldCharType="separate"/>
+      </w:r>
+      <w:r>
+        <w:rPr>
+          <w:rStyle w:val="22"/>
+          <w:rFonts w:ascii="宋体" w:hAnsi="宋体"/>
+          <w:lang/>
+        </w:rPr>
+        <w:t>2.3</w:t>
+      </w:r>
+      <w:r>
+        <w:rPr>
+          <w:rStyle w:val="22"/>
+          <w:rFonts w:hint="eastAsia" w:ascii="宋体" w:hAnsi="宋体"/>
+          <w:lang/>
+        </w:rPr>
+        <w:t>测试结果</w:t>
+      </w:r>
+      <w:r>
+        <w:rPr>
+          <w:lang/>
+        </w:rPr>
         <w:tab/>
-        <w:t>9</w:t>
+      </w:r>
+      <w:r>
+        <w:rPr>
+          <w:lang/>
+        </w:rPr>
+        <w:fldChar w:fldCharType="begin"/>
+      </w:r>
+      <w:r>
+        <w:rPr>
+          <w:lang/>
+        </w:rPr>
+        <w:instrText xml:space="preserve"> PAGEREF _Toc506977233 \h </w:instrText>
+      </w:r>
+      <w:r>
+        <w:rPr>
+          <w:lang/>
+        </w:rPr>
+        <w:fldChar w:fldCharType="separate"/>
+      </w:r>
+      <w:r>
+        <w:rPr>
+          <w:lang/>
+        </w:rPr>
+        <w:t>2</w:t>
+      </w:r>
+      <w:r>
+        <w:rPr>
+          <w:lang/>
+        </w:rPr>
+        <w:fldChar w:fldCharType="end"/>
+      </w:r>
+      <w:r>
+        <w:rPr>
+          <w:rStyle w:val="22"/>
+          <w:lang/>
+        </w:rPr>
+        <w:fldChar w:fldCharType="end"/>
       </w:r>
     </w:p>
     <w:p>
       <w:pPr>
         <w:pStyle w:val="13"/>
-        <w:spacing w:line="276" w:lineRule="auto" w:after="0"/>
-        <w:ind w:firstLine="0"/>
+        <w:tabs>
+          <w:tab w:val="right" w:leader="dot" w:pos="8296"/>
+        </w:tabs>
+        <w:rPr>
+          <w:lang/>
+        </w:rPr>
       </w:pPr>
       <w:r>
         <w:rPr>
-          <w:rFonts w:ascii="Times New Roman" w:hAnsi="Times New Roman" w:eastAsia="宋体"/>
-          <w:sz w:val="21"/>
-        </w:rPr>
-        <w:t>3．软件需求测试结论</w:t>
+          <w:rStyle w:val="22"/>
+          <w:lang/>
+        </w:rPr>
+        <w:fldChar w:fldCharType="begin"/>
+      </w:r>
+      <w:r>
+        <w:rPr>
+          <w:rStyle w:val="22"/>
+          <w:lang/>
+        </w:rPr>
+        <w:instrText xml:space="preserve"> </w:instrText>
+      </w:r>
+      <w:r>
+        <w:rPr>
+          <w:lang/>
+        </w:rPr>
+        <w:instrText xml:space="preserve">HYPERLINK \l "_Toc506977234"</w:instrText>
+      </w:r>
+      <w:r>
+        <w:rPr>
+          <w:rStyle w:val="22"/>
+          <w:lang/>
+        </w:rPr>
+        <w:instrText xml:space="preserve"> </w:instrText>
+      </w:r>
+      <w:r>
+        <w:rPr>
+          <w:rStyle w:val="22"/>
+          <w:lang/>
+        </w:rPr>
+        <w:fldChar w:fldCharType="separate"/>
+      </w:r>
+      <w:r>
+        <w:rPr>
+          <w:rStyle w:val="22"/>
+          <w:rFonts w:ascii="宋体" w:hAnsi="宋体"/>
+          <w:lang/>
+        </w:rPr>
+        <w:t>3</w:t>
+      </w:r>
+      <w:r>
+        <w:rPr>
+          <w:rStyle w:val="22"/>
+          <w:rFonts w:hint="eastAsia" w:ascii="宋体" w:hAnsi="宋体"/>
+          <w:lang/>
+        </w:rPr>
+        <w:t>．软件需求测试结论</w:t>
+      </w:r>
+      <w:r>
+        <w:rPr>
+          <w:lang/>
+        </w:rPr>
         <w:tab/>
-        <w:t>15</w:t>
+      </w:r>
+      <w:r>
+        <w:rPr>
+          <w:lang/>
+        </w:rPr>
+        <w:fldChar w:fldCharType="begin"/>
+      </w:r>
+      <w:r>
+        <w:rPr>
+          <w:lang/>
+        </w:rPr>
+        <w:instrText xml:space="preserve"> PAGEREF _Toc506977234 \h </w:instrText>
+      </w:r>
+      <w:r>
+        <w:rPr>
+          <w:lang/>
+        </w:rPr>
+        <w:fldChar w:fldCharType="separate"/>
+      </w:r>
+      <w:r>
+        <w:rPr>
+          <w:lang/>
+        </w:rPr>
+        <w:t>2</w:t>
+      </w:r>
+      <w:r>
+        <w:rPr>
+          <w:lang/>
+        </w:rPr>
+        <w:fldChar w:fldCharType="end"/>
+      </w:r>
+      <w:r>
+        <w:rPr>
+          <w:rStyle w:val="22"/>
+          <w:lang/>
+        </w:rPr>
+        <w:fldChar w:fldCharType="end"/>
       </w:r>
     </w:p>
     <w:p>
       <w:pPr>
         <w:pStyle w:val="13"/>
-        <w:spacing w:line="276" w:lineRule="auto" w:after="0"/>
-        <w:ind w:firstLine="0"/>
+        <w:tabs>
+          <w:tab w:val="right" w:leader="dot" w:pos="8296"/>
+        </w:tabs>
+        <w:rPr>
+          <w:lang/>
+        </w:rPr>
       </w:pPr>
       <w:r>
         <w:rPr>
-          <w:rFonts w:ascii="Times New Roman" w:hAnsi="Times New Roman" w:eastAsia="宋体"/>
-          <w:sz w:val="21"/>
-        </w:rPr>
-        <w:t>4．评价</w:t>
+          <w:rStyle w:val="22"/>
+          <w:lang/>
+        </w:rPr>
+        <w:fldChar w:fldCharType="begin"/>
+      </w:r>
+      <w:r>
+        <w:rPr>
+          <w:rStyle w:val="22"/>
+          <w:lang/>
+        </w:rPr>
+        <w:instrText xml:space="preserve"> </w:instrText>
+      </w:r>
+      <w:r>
+        <w:rPr>
+          <w:lang/>
+        </w:rPr>
+        <w:instrText xml:space="preserve">HYPERLINK \l "_Toc506977235"</w:instrText>
+      </w:r>
+      <w:r>
+        <w:rPr>
+          <w:rStyle w:val="22"/>
+          <w:lang/>
+        </w:rPr>
+        <w:instrText xml:space="preserve"> </w:instrText>
+      </w:r>
+      <w:r>
+        <w:rPr>
+          <w:rStyle w:val="22"/>
+          <w:lang/>
+        </w:rPr>
+        <w:fldChar w:fldCharType="separate"/>
+      </w:r>
+      <w:r>
+        <w:rPr>
+          <w:rStyle w:val="22"/>
+          <w:rFonts w:ascii="宋体" w:hAnsi="宋体"/>
+          <w:lang/>
+        </w:rPr>
+        <w:t>4</w:t>
+      </w:r>
+      <w:r>
+        <w:rPr>
+          <w:rStyle w:val="22"/>
+          <w:rFonts w:hint="eastAsia" w:ascii="宋体" w:hAnsi="宋体"/>
+          <w:lang/>
+        </w:rPr>
+        <w:t>．评价</w:t>
+      </w:r>
+      <w:r>
+        <w:rPr>
+          <w:lang/>
+        </w:rPr>
         <w:tab/>
-        <w:t>18</w:t>
+      </w:r>
+      <w:r>
+        <w:rPr>
+          <w:lang/>
+        </w:rPr>
+        <w:fldChar w:fldCharType="begin"/>
+      </w:r>
+      <w:r>
+        <w:rPr>
+          <w:lang/>
+        </w:rPr>
+        <w:instrText xml:space="preserve"> PAGEREF _Toc506977235 \h </w:instrText>
+      </w:r>
+      <w:r>
+        <w:rPr>
+          <w:lang/>
+        </w:rPr>
+        <w:fldChar w:fldCharType="separate"/>
+      </w:r>
+      <w:r>
+        <w:rPr>
+          <w:lang/>
+        </w:rPr>
+        <w:t>3</w:t>
+      </w:r>
+      <w:r>
+        <w:rPr>
+          <w:lang/>
+        </w:rPr>
+        <w:fldChar w:fldCharType="end"/>
+      </w:r>
+      <w:r>
+        <w:rPr>
+          <w:rStyle w:val="22"/>
+          <w:lang/>
+        </w:rPr>
+        <w:fldChar w:fldCharType="end"/>
       </w:r>
     </w:p>
     <w:p>
       <w:pPr>
         <w:pStyle w:val="16"/>
-        <w:spacing w:line="276" w:lineRule="auto" w:after="0"/>
-        <w:ind w:firstLine="0"/>
+        <w:tabs>
+          <w:tab w:val="right" w:leader="dot" w:pos="8296"/>
+        </w:tabs>
+        <w:rPr>
+          <w:lang/>
+        </w:rPr>
       </w:pPr>
       <w:r>
         <w:rPr>
-          <w:rFonts w:ascii="Times New Roman" w:hAnsi="Times New Roman" w:eastAsia="宋体"/>
-          <w:sz w:val="21"/>
-        </w:rPr>
-        <w:t>4.1软件能力</w:t>
+          <w:rStyle w:val="22"/>
+          <w:lang/>
+        </w:rPr>
+        <w:fldChar w:fldCharType="begin"/>
+      </w:r>
+      <w:r>
+        <w:rPr>
+          <w:rStyle w:val="22"/>
+          <w:lang/>
+        </w:rPr>
+        <w:instrText xml:space="preserve"> </w:instrText>
+      </w:r>
+      <w:r>
+        <w:rPr>
+          <w:lang/>
+        </w:rPr>
+        <w:instrText xml:space="preserve">HYPERLINK \l "_Toc506977236"</w:instrText>
+      </w:r>
+      <w:r>
+        <w:rPr>
+          <w:rStyle w:val="22"/>
+          <w:lang/>
+        </w:rPr>
+        <w:instrText xml:space="preserve"> </w:instrText>
+      </w:r>
+      <w:r>
+        <w:rPr>
+          <w:rStyle w:val="22"/>
+          <w:lang/>
+        </w:rPr>
+        <w:fldChar w:fldCharType="separate"/>
+      </w:r>
+      <w:r>
+        <w:rPr>
+          <w:rStyle w:val="22"/>
+          <w:rFonts w:ascii="宋体" w:hAnsi="宋体"/>
+          <w:lang/>
+        </w:rPr>
+        <w:t>4.1</w:t>
+      </w:r>
+      <w:r>
+        <w:rPr>
+          <w:rStyle w:val="22"/>
+          <w:rFonts w:hint="eastAsia" w:ascii="宋体" w:hAnsi="宋体"/>
+          <w:lang/>
+        </w:rPr>
+        <w:t>软件能力</w:t>
+      </w:r>
+      <w:r>
+        <w:rPr>
+          <w:lang/>
+        </w:rPr>
         <w:tab/>
-        <w:t>18</w:t>
+      </w:r>
+      <w:r>
+        <w:rPr>
+          <w:lang/>
+        </w:rPr>
+        <w:fldChar w:fldCharType="begin"/>
+      </w:r>
+      <w:r>
+        <w:rPr>
+          <w:lang/>
+        </w:rPr>
+        <w:instrText xml:space="preserve"> PAGEREF _Toc506977236 \h </w:instrText>
+      </w:r>
+      <w:r>
+        <w:rPr>
+          <w:lang/>
+        </w:rPr>
+        <w:fldChar w:fldCharType="separate"/>
+      </w:r>
+      <w:r>
+        <w:rPr>
+          <w:lang/>
+        </w:rPr>
+        <w:t>3</w:t>
+      </w:r>
+      <w:r>
+        <w:rPr>
+          <w:lang/>
+        </w:rPr>
+        <w:fldChar w:fldCharType="end"/>
+      </w:r>
+      <w:r>
+        <w:rPr>
+          <w:rStyle w:val="22"/>
+          <w:lang/>
+        </w:rPr>
+        <w:fldChar w:fldCharType="end"/>
       </w:r>
     </w:p>
     <w:p>
       <w:pPr>
         <w:pStyle w:val="16"/>
-        <w:spacing w:line="276" w:lineRule="auto" w:after="0"/>
-        <w:ind w:firstLine="0"/>
+        <w:tabs>
+          <w:tab w:val="right" w:leader="dot" w:pos="8296"/>
+        </w:tabs>
+        <w:rPr>
+          <w:lang/>
+        </w:rPr>
       </w:pPr>
       <w:r>
         <w:rPr>
-          <w:rFonts w:ascii="Times New Roman" w:hAnsi="Times New Roman" w:eastAsia="宋体"/>
-          <w:sz w:val="21"/>
-        </w:rPr>
-        <w:t>4.2缺陷和限制</w:t>
+          <w:rStyle w:val="22"/>
+          <w:lang/>
+        </w:rPr>
+        <w:fldChar w:fldCharType="begin"/>
+      </w:r>
+      <w:r>
+        <w:rPr>
+          <w:rStyle w:val="22"/>
+          <w:lang/>
+        </w:rPr>
+        <w:instrText xml:space="preserve"> </w:instrText>
+      </w:r>
+      <w:r>
+        <w:rPr>
+          <w:lang/>
+        </w:rPr>
+        <w:instrText xml:space="preserve">HYPERLINK \l "_Toc506977237"</w:instrText>
+      </w:r>
+      <w:r>
+        <w:rPr>
+          <w:rStyle w:val="22"/>
+          <w:lang/>
+        </w:rPr>
+        <w:instrText xml:space="preserve"> </w:instrText>
+      </w:r>
+      <w:r>
+        <w:rPr>
+          <w:rStyle w:val="22"/>
+          <w:lang/>
+        </w:rPr>
+        <w:fldChar w:fldCharType="separate"/>
+      </w:r>
+      <w:r>
+        <w:rPr>
+          <w:rStyle w:val="22"/>
+          <w:rFonts w:ascii="宋体" w:hAnsi="宋体"/>
+          <w:lang/>
+        </w:rPr>
+        <w:t>4.2</w:t>
+      </w:r>
+      <w:r>
+        <w:rPr>
+          <w:rStyle w:val="22"/>
+          <w:rFonts w:hint="eastAsia" w:ascii="宋体" w:hAnsi="宋体"/>
+          <w:lang/>
+        </w:rPr>
+        <w:t>缺陷和限制</w:t>
+      </w:r>
+      <w:r>
+        <w:rPr>
+          <w:lang/>
+        </w:rPr>
         <w:tab/>
-        <w:t>19</w:t>
+      </w:r>
+      <w:r>
+        <w:rPr>
+          <w:lang/>
+        </w:rPr>
+        <w:fldChar w:fldCharType="begin"/>
+      </w:r>
+      <w:r>
+        <w:rPr>
+          <w:lang/>
+        </w:rPr>
+        <w:instrText xml:space="preserve"> PAGEREF _Toc506977237 \h </w:instrText>
+      </w:r>
+      <w:r>
+        <w:rPr>
+          <w:lang/>
+        </w:rPr>
+        <w:fldChar w:fldCharType="separate"/>
+      </w:r>
+      <w:r>
+        <w:rPr>
+          <w:lang/>
+        </w:rPr>
+        <w:t>3</w:t>
+      </w:r>
+      <w:r>
+        <w:rPr>
+          <w:lang/>
+        </w:rPr>
+        <w:fldChar w:fldCharType="end"/>
+      </w:r>
+      <w:r>
+        <w:rPr>
+          <w:rStyle w:val="22"/>
+          <w:lang/>
+        </w:rPr>
+        <w:fldChar w:fldCharType="end"/>
       </w:r>
     </w:p>
     <w:p>
       <w:pPr>
         <w:pStyle w:val="16"/>
-        <w:spacing w:line="276" w:lineRule="auto" w:after="0"/>
-        <w:ind w:firstLine="0"/>
+        <w:tabs>
+          <w:tab w:val="right" w:leader="dot" w:pos="8296"/>
+        </w:tabs>
+        <w:rPr>
+          <w:lang/>
+        </w:rPr>
       </w:pPr>
       <w:r>
         <w:rPr>
-          <w:rFonts w:ascii="Times New Roman" w:hAnsi="Times New Roman" w:eastAsia="宋体"/>
-          <w:sz w:val="21"/>
-        </w:rPr>
-        <w:t>4.3建议</w:t>
+          <w:rStyle w:val="22"/>
+          <w:lang/>
+        </w:rPr>
+        <w:fldChar w:fldCharType="begin"/>
+      </w:r>
+      <w:r>
+        <w:rPr>
+          <w:rStyle w:val="22"/>
+          <w:lang/>
+        </w:rPr>
+        <w:instrText xml:space="preserve"> </w:instrText>
+      </w:r>
+      <w:r>
+        <w:rPr>
+          <w:lang/>
+        </w:rPr>
+        <w:instrText xml:space="preserve">HYPERLINK \l "_Toc506977238"</w:instrText>
+      </w:r>
+      <w:r>
+        <w:rPr>
+          <w:rStyle w:val="22"/>
+          <w:lang/>
+        </w:rPr>
+        <w:instrText xml:space="preserve"> </w:instrText>
+      </w:r>
+      <w:r>
+        <w:rPr>
+          <w:rStyle w:val="22"/>
+          <w:lang/>
+        </w:rPr>
+        <w:fldChar w:fldCharType="separate"/>
+      </w:r>
+      <w:r>
+        <w:rPr>
+          <w:rStyle w:val="22"/>
+          <w:rFonts w:ascii="宋体" w:hAnsi="宋体"/>
+          <w:lang/>
+        </w:rPr>
+        <w:t>4.3</w:t>
+      </w:r>
+      <w:r>
+        <w:rPr>
+          <w:rStyle w:val="22"/>
+          <w:rFonts w:hint="eastAsia" w:ascii="宋体" w:hAnsi="宋体"/>
+          <w:lang/>
+        </w:rPr>
+        <w:t>建议</w:t>
+      </w:r>
+      <w:r>
+        <w:rPr>
+          <w:lang/>
+        </w:rPr>
         <w:tab/>
-        <w:t>20</w:t>
+      </w:r>
+      <w:r>
+        <w:rPr>
+          <w:lang/>
+        </w:rPr>
+        <w:fldChar w:fldCharType="begin"/>
+      </w:r>
+      <w:r>
+        <w:rPr>
+          <w:lang/>
+        </w:rPr>
+        <w:instrText xml:space="preserve"> PAGEREF _Toc506977238 \h </w:instrText>
+      </w:r>
+      <w:r>
+        <w:rPr>
+          <w:lang/>
+        </w:rPr>
+        <w:fldChar w:fldCharType="separate"/>
+      </w:r>
+      <w:r>
+        <w:rPr>
+          <w:lang/>
+        </w:rPr>
+        <w:t>3</w:t>
+      </w:r>
+      <w:r>
+        <w:rPr>
+          <w:lang/>
+        </w:rPr>
+        <w:fldChar w:fldCharType="end"/>
+      </w:r>
+      <w:r>
+        <w:rPr>
+          <w:rStyle w:val="22"/>
+          <w:lang/>
+        </w:rPr>
+        <w:fldChar w:fldCharType="end"/>
       </w:r>
     </w:p>
     <w:p>
       <w:pPr>
         <w:pStyle w:val="16"/>
-        <w:spacing w:line="276" w:lineRule="auto" w:after="0"/>
-        <w:ind w:firstLine="0"/>
+        <w:tabs>
+          <w:tab w:val="right" w:leader="dot" w:pos="8296"/>
+        </w:tabs>
+        <w:rPr>
+          <w:lang/>
+        </w:rPr>
       </w:pPr>
       <w:r>
         <w:rPr>
-          <w:rFonts w:ascii="Times New Roman" w:hAnsi="Times New Roman" w:eastAsia="宋体"/>
-          <w:sz w:val="21"/>
-        </w:rPr>
-        <w:t>4.4测试结论</w:t>
+          <w:rStyle w:val="22"/>
+          <w:lang/>
+        </w:rPr>
+        <w:fldChar w:fldCharType="begin"/>
+      </w:r>
+      <w:r>
+        <w:rPr>
+          <w:rStyle w:val="22"/>
+          <w:lang/>
+        </w:rPr>
+        <w:instrText xml:space="preserve"> </w:instrText>
+      </w:r>
+      <w:r>
+        <w:rPr>
+          <w:lang/>
+        </w:rPr>
+        <w:instrText xml:space="preserve">HYPERLINK \l "_Toc506977239"</w:instrText>
+      </w:r>
+      <w:r>
+        <w:rPr>
+          <w:rStyle w:val="22"/>
+          <w:lang/>
+        </w:rPr>
+        <w:instrText xml:space="preserve"> </w:instrText>
+      </w:r>
+      <w:r>
+        <w:rPr>
+          <w:rStyle w:val="22"/>
+          <w:lang/>
+        </w:rPr>
+        <w:fldChar w:fldCharType="separate"/>
+      </w:r>
+      <w:r>
+        <w:rPr>
+          <w:rStyle w:val="22"/>
+          <w:rFonts w:ascii="宋体" w:hAnsi="宋体"/>
+          <w:lang/>
+        </w:rPr>
+        <w:t>4.4</w:t>
+      </w:r>
+      <w:r>
+        <w:rPr>
+          <w:rStyle w:val="22"/>
+          <w:rFonts w:hint="eastAsia" w:ascii="宋体" w:hAnsi="宋体"/>
+          <w:lang/>
+        </w:rPr>
+        <w:t>测试结论</w:t>
+      </w:r>
+      <w:r>
+        <w:rPr>
+          <w:lang/>
+        </w:rPr>
         <w:tab/>
-        <w:t>21</w:t>
+      </w:r>
+      <w:r>
+        <w:rPr>
+          <w:lang/>
+        </w:rPr>
+        <w:fldChar w:fldCharType="begin"/>
+      </w:r>
+      <w:r>
+        <w:rPr>
+          <w:lang/>
+        </w:rPr>
+        <w:instrText xml:space="preserve"> PAGEREF _Toc506977239 \h </w:instrText>
+      </w:r>
+      <w:r>
+        <w:rPr>
+          <w:lang/>
+        </w:rPr>
+        <w:fldChar w:fldCharType="separate"/>
+      </w:r>
+      <w:r>
+        <w:rPr>
+          <w:lang/>
+        </w:rPr>
+        <w:t>3</w:t>
+      </w:r>
+      <w:r>
+        <w:rPr>
+          <w:lang/>
+        </w:rPr>
+        <w:fldChar w:fldCharType="end"/>
+      </w:r>
+      <w:r>
+        <w:rPr>
+          <w:rStyle w:val="22"/>
+          <w:lang/>
+        </w:rPr>
+        <w:fldChar w:fldCharType="end"/>
       </w:r>
     </w:p>
     <w:p>
       <w:pPr>
-        <w:ind w:firstLine="0"/>
+        <w:rPr>
+          <w:rFonts w:hint="eastAsia" w:ascii="宋体" w:hAnsi="宋体"/>
+        </w:rPr>
       </w:pPr>
       <w:r>
-        <w:br w:type="page"/>
-      </w:r>
+        <w:rPr>
+          <w:rFonts w:ascii="宋体" w:hAnsi="宋体"/>
+        </w:rPr>
+        <w:fldChar w:fldCharType="end"/>
+      </w:r>
+    </w:p>
+    <w:p>
+      <w:pPr>
+        <w:rPr>
+          <w:rFonts w:hint="eastAsia" w:ascii="宋体" w:hAnsi="宋体"/>
+        </w:rPr>
+      </w:pPr>
     </w:p>
     <w:p>
       <w:pPr>
@@ -304,7 +1661,7 @@
           <w:rFonts w:ascii="Times New Roman" w:hAnsi="Times New Roman" w:eastAsia="宋体"/>
           <w:sz w:val="21"/>
         </w:rPr>
-        <w:t>本文档用于记录 EvolveFlow 智能日程助理项目的测试计划执行情况、测试结果、需求验证结论、缺陷和限制，并给出最终评价。测试报告面向项目组、课程评审人员和后续维护人员，帮助读者判断系统是否达到需求规格和交付目标。</w:t>
+        <w:t>本报告用于记录 EvolveFlow 智能日程助理项目的测试计划执行情况、测试结果、需求验证结论、缺陷和限制，并给出最终评价。测试报告面向项目相关人员和维护人员，帮助读者判断系统是否达到需求规格和交付目标。</w:t>
       </w:r>
     </w:p>
     <w:p>
@@ -317,7 +1674,7 @@
           <w:rFonts w:ascii="Times New Roman" w:hAnsi="Times New Roman" w:eastAsia="宋体"/>
           <w:sz w:val="21"/>
         </w:rPr>
-        <w:t>测试范围覆盖 TypeScript 工作区、SQLite 存储层、领域服务、能力注册表、AI runtime、Tauri 桌面端、备份恢复、撤销、排程算法和课程文档交付。测试方法包括自动化单元测试、类型检查、构建检查、Tauri 后端检查、人工桌面流程检查、文档视觉检查和敏感信息检查。</w:t>
+        <w:t>测试范围覆盖 TypeScript 工作区、SQLite 存储层、领域服务、能力注册表、AI runtime、Tauri 桌面端、备份恢复、撤销、排程算法和交付文档质量。测试方法包括自动化单元测试、类型检查、构建检查、Tauri 后端检查、人工桌面流程检查、文档版式检查和敏感信息检查。</w:t>
       </w:r>
     </w:p>
     <w:p>
@@ -369,7 +1726,7 @@
           <w:rFonts w:ascii="Times New Roman" w:hAnsi="Times New Roman" w:eastAsia="宋体"/>
           <w:sz w:val="21"/>
         </w:rPr>
-        <w:t>测试背景中的关键风险包括：AI 可能无法连接或输出非法工具参数，自动排程可能覆盖锁定项，撤销可能无法恢复状态，备份恢复可能破坏数据库，桌面端可能在开发环境可用但打包后不可用，文档可能与模板不一致或存在占位符。测试报告围绕这些风险组织测试项。</w:t>
+        <w:t>测试背景中的关键风险包括：AI 可能无法连接或输出非法工具参数，自动排程可能覆盖锁定项，撤销可能无法恢复状态，备份恢复可能破坏数据库，桌面端可能在开发环境可用但打包后不可用，交付文档可能与规定结构不一致或存在占位符。测试报告围绕这些风险组织测试项。</w:t>
       </w:r>
     </w:p>
     <w:p>
@@ -906,17 +2263,8 @@
             </w:tcBorders>
           </w:tcPr>
           <w:p>
-            <w:pPr>
-              <w:spacing w:line="269" w:lineRule="auto"/>
-              <w:ind w:firstLine="0"/>
-              <w:jc w:val="center"/>
-            </w:pPr>
-            <w:r>
-              <w:rPr>
-                <w:rFonts w:ascii="Times New Roman" w:hAnsi="Times New Roman" w:eastAsia="宋体"/>
-                <w:sz w:val="17"/>
-              </w:rPr>
-              <w:t>视觉 QA</w:t>
+            <w:r>
+              <w:t>版式检查</w:t>
             </w:r>
           </w:p>
         </w:tc>
@@ -983,7 +2331,7 @@
           <w:rFonts w:ascii="Times New Roman" w:hAnsi="Times New Roman" w:eastAsia="宋体"/>
           <w:sz w:val="21"/>
         </w:rPr>
-        <w:t>测试报告参考验证确认标准、软件测试文档标准、需求工程标准和项目所采用技术的官方文档。参考资料用于确定测试报告结构、测试证据记录方式、需求追踪方法、测试结论表达和工程命令验证方式。</w:t>
+        <w:t>测试报告参考验证确认标准、软件测试文档标准、需求工程标准和项目所采用技术的官方文档。参考资料用于确定验证依据、需求追踪方法、测试证据记录方式、测试结论表达和工程命令验证口径。</w:t>
       </w:r>
     </w:p>
     <w:p>
@@ -2355,7 +3703,7 @@
           <w:rFonts w:ascii="Times New Roman" w:hAnsi="Times New Roman" w:eastAsia="宋体"/>
           <w:sz w:val="21"/>
         </w:rPr>
-        <w:t>测试项目按照模块和用户流程共同划分。模块测试关注 storage、domain、capabilities、runtime、desktop-tauri 等工作区是否满足设计；用户流程测试关注任务录入、事件创建、自动排程、AI 对话、撤销、备份和设置是否从界面到数据库贯通；交付测试关注构建、Tauri 后端、安装包和文档最终版。</w:t>
+        <w:t>测试项目按照模块和用户流程共同划分。模块测试关注 storage、domain、capabilities、runtime、desktop-tauri 等工作区是否满足设计；用户流程测试关注任务录入、事件创建、自动排程、AI 对话、撤销、备份和设置是否从界面到数据库贯通；交付测试关注构建、Tauri 后端、安装包和交付文档。</w:t>
       </w:r>
     </w:p>
     <w:p>
@@ -2381,7 +3729,7 @@
           <w:rFonts w:ascii="Times New Roman" w:hAnsi="Times New Roman" w:eastAsia="宋体"/>
           <w:sz w:val="21"/>
         </w:rPr>
-        <w:t>人工测试重点补充自动化测试难以覆盖的部分，包括页面布局、交互反馈、错误提示、AI 流式状态、备份恢复确认、安装后首次启动和四份 DOCX 文档的视觉质量。测试计划要求人工检查不只看首页，而要按真实用户任务链执行。</w:t>
+        <w:t>人工测试重点补充自动化测试难以覆盖的部分，包括页面布局、交互反馈、错误提示、AI 流式状态、备份恢复确认、安装后首次启动和交付文档的版式质量。测试计划要求人工检查不只看首页，而要按真实用户任务链执行。</w:t>
       </w:r>
     </w:p>
     <w:p>
@@ -3443,17 +4791,9 @@
             </w:tcBorders>
           </w:tcPr>
           <w:p>
-            <w:pPr>
-              <w:spacing w:line="269" w:lineRule="auto"/>
-              <w:ind w:firstLine="0"/>
-              <w:jc w:val="left"/>
-            </w:pPr>
-            <w:r>
-              <w:rPr>
-                <w:rFonts w:ascii="Times New Roman" w:hAnsi="Times New Roman" w:eastAsia="宋体"/>
-                <w:sz w:val="17"/>
-              </w:rPr>
-              <w:t>模板结构、页数、目录、三线表、图文密度和敏感信息</w:t>
+            <w:r/>
+            <w:r>
+              <w:t>规定结构、目录、表格样式、图文密度和敏感信息</w:t>
             </w:r>
           </w:p>
         </w:tc>
@@ -3475,17 +4815,8 @@
             </w:tcBorders>
           </w:tcPr>
           <w:p>
-            <w:pPr>
-              <w:spacing w:line="269" w:lineRule="auto"/>
-              <w:ind w:firstLine="0"/>
-              <w:jc w:val="center"/>
-            </w:pPr>
-            <w:r>
-              <w:rPr>
-                <w:rFonts w:ascii="Times New Roman" w:hAnsi="Times New Roman" w:eastAsia="宋体"/>
-                <w:sz w:val="17"/>
-              </w:rPr>
-              <w:t>DOCX 渲染与视觉抽查</w:t>
+            <w:r>
+              <w:t>DOCX 页面与版式抽查</w:t>
             </w:r>
           </w:p>
         </w:tc>
@@ -5982,17 +7313,9 @@
             </w:tcBorders>
           </w:tcPr>
           <w:p>
-            <w:pPr>
-              <w:spacing w:line="269" w:lineRule="auto"/>
-              <w:ind w:firstLine="0"/>
-              <w:jc w:val="left"/>
-            </w:pPr>
-            <w:r>
-              <w:rPr>
-                <w:rFonts w:ascii="Times New Roman" w:hAnsi="Times New Roman" w:eastAsia="宋体"/>
-                <w:sz w:val="17"/>
-              </w:rPr>
-              <w:t>四份 DOCX 文档模板和视觉检查</w:t>
+            <w:r/>
+            <w:r>
+              <w:t>四份 DOCX 文档格式和版式检查</w:t>
             </w:r>
           </w:p>
         </w:tc>
@@ -6059,7 +7382,7 @@
           <w:rFonts w:ascii="Times New Roman" w:hAnsi="Times New Roman" w:eastAsia="宋体"/>
           <w:sz w:val="21"/>
         </w:rPr>
-        <w:t>项目组采用统一分工口径：孟天赐（2410250732，队长）负责总体统筹和最终验收，杨瑞熙（2410250115）负责需求与用例，王研博（2410250646）负责存储、领域服务和能力注册，姚玮（2410250848）负责 AI runtime 与工具调用闭环，王雅娴（2410250575）负责桌面前端交互，冯留杨（2410250311）负责 Tauri 桌面后端与安装交付，李思晴（2410250609）负责测试计划和缺陷闭环，闫艺馨（2410250846）负责课程文档、图表和视觉质量。四份文档中涉及人员责任、测试执行和交付验收时均采用这一套姓名与学号口径。</w:t>
+        <w:t>项目组按职责划分测试相关工作：孟天赐（2410250732，队长）负责总体统筹和验收判断，杨瑞熙（2410250115）负责需求与用例核对，王研博（2410250646）负责存储、领域服务和能力注册相关验证，姚玮（2410250848）负责 AI runtime 与工具调用闭环验证，王雅娴（2410250575）负责桌面前端交互检查，冯留杨（2410250311）负责 Tauri 桌面后端与安装交付检查，李思晴（2410250609）负责测试计划和缺陷闭环，闫艺馨（2410250846）负责交付文档版式与质量检查。</w:t>
       </w:r>
     </w:p>
     <w:p>
@@ -6072,7 +7395,7 @@
           <w:rFonts w:ascii="Times New Roman" w:hAnsi="Times New Roman" w:eastAsia="宋体"/>
           <w:sz w:val="21"/>
         </w:rPr>
-        <w:t>测试机构为 EvolveFlow 项目组内部测试小组，李思晴（2410250609）担任测试主责，组织测试计划、测试环境、测试数据、执行记录和缺陷闭环；孟天赐（2410250732，队长）负责最终验收判断；王研博（2410250646）、姚玮（2410250848）、王雅娴（2410250575）和冯留杨（2410250311）分别提供对应模块的可测试构建并修复缺陷；闫艺馨（2410250846）负责文档排版与视觉检查。</w:t>
+        <w:t>测试机构为 EvolveFlow 项目组内部测试小组，李思晴（2410250609）担任测试主责，组织测试计划、测试环境、测试数据、执行记录和缺陷闭环；孟天赐（2410250732，队长）负责最终验收判断；王研博（2410250646）、姚玮（2410250848）、王雅娴（2410250575）和冯留杨（2410250311）分别提供对应模块的可测试构建并修复缺陷；闫艺馨（2410250846）负责交付文档版式与页面检查。</w:t>
       </w:r>
     </w:p>
     <w:p>
@@ -6085,7 +7408,7 @@
           <w:rFonts w:ascii="Times New Roman" w:hAnsi="Times New Roman" w:eastAsia="宋体"/>
           <w:sz w:val="21"/>
         </w:rPr>
-        <w:t>由于课程项目人员规模有限，测试采用交叉检查方式。开发人员不能只测试自己负责的模块，至少需要由另一名成员或以用户视角重新执行关键流程。文档最终版也需要通过视觉检查，而不能只依赖文字抽取或脚本生成成功。</w:t>
+        <w:t>由于项目人员规模有限，测试采用交叉检查方式。开发人员不只验证自己负责的模块，还需要由其他成员或以用户视角重新执行关键流程。交付文档也需要通过页面版式、目录、图表和敏感信息检查，确保测试结论覆盖代码与交付材料。</w:t>
       </w:r>
     </w:p>
     <w:p>
@@ -6768,17 +8091,9 @@
             </w:tcBorders>
           </w:tcPr>
           <w:p>
-            <w:pPr>
-              <w:spacing w:line="269" w:lineRule="auto"/>
-              <w:ind w:firstLine="0"/>
-              <w:jc w:val="left"/>
-            </w:pPr>
-            <w:r>
-              <w:rPr>
-                <w:rFonts w:ascii="Times New Roman" w:hAnsi="Times New Roman" w:eastAsia="宋体"/>
-                <w:sz w:val="17"/>
-              </w:rPr>
-              <w:t>验证 DOCX 模板、页数、三线表、图文密度、目录页码和视觉排版</w:t>
+            <w:r/>
+            <w:r>
+              <w:t>验证 DOCX 规定格式、表格样式、图文密度、目录页码和页面排版</w:t>
             </w:r>
           </w:p>
         </w:tc>
@@ -8077,17 +9392,9 @@
             </w:tcBorders>
           </w:tcPr>
           <w:p>
-            <w:pPr>
-              <w:spacing w:line="269" w:lineRule="auto"/>
-              <w:ind w:firstLine="0"/>
-              <w:jc w:val="center"/>
-            </w:pPr>
-            <w:r>
-              <w:rPr>
-                <w:rFonts w:ascii="Times New Roman" w:hAnsi="Times New Roman" w:eastAsia="宋体"/>
-                <w:sz w:val="17"/>
-              </w:rPr>
-              <w:t>四个课程模板 DOCX</w:t>
+            <w:r/>
+            <w:r>
+              <w:t>四份规定格式 DOCX</w:t>
             </w:r>
           </w:p>
         </w:tc>
@@ -8109,17 +9416,8 @@
             </w:tcBorders>
           </w:tcPr>
           <w:p>
-            <w:pPr>
-              <w:spacing w:line="269" w:lineRule="auto"/>
-              <w:ind w:firstLine="0"/>
-              <w:jc w:val="left"/>
-            </w:pPr>
-            <w:r>
-              <w:rPr>
-                <w:rFonts w:ascii="Times New Roman" w:hAnsi="Times New Roman" w:eastAsia="宋体"/>
-                <w:sz w:val="17"/>
-              </w:rPr>
-              <w:t>验证结构、页数、目录和视觉质量</w:t>
+            <w:r>
+              <w:t>验证结构、目录和版式质量</w:t>
             </w:r>
           </w:p>
         </w:tc>
@@ -8154,7 +9452,7 @@
           <w:rFonts w:ascii="Times New Roman" w:hAnsi="Times New Roman" w:eastAsia="宋体"/>
           <w:sz w:val="21"/>
         </w:rPr>
-        <w:t>自动化测试和构建检查用于确认项目基础质量。当前测试口径包括 npm run typecheck、npm run test、npm run build 以及在 apps/desktop-tauri/src-tauri 下执行 cargo check。测试结果显示 TypeScript 工作区类型检查通过，Vitest 有效测试通过，整体构建通过，Tauri 后端检查通过，为桌面交付和后续人工验收提供基础。</w:t>
+        <w:t>自动化测试和构建检查用于确认项目基础质量。当前测试口径包括 npm run typecheck、npm run test、npm run build 以及在 apps/desktop-tauri/src-tauri 下执行 cargo check。测试结果显示 TypeScript 工作区类型检查通过，Vitest 有效测试通过，整体构建通过，Tauri 后端检查通过，为桌面交付和人工验收提供基础。</w:t>
       </w:r>
     </w:p>
     <w:p>
@@ -8167,7 +9465,7 @@
           <w:rFonts w:ascii="Times New Roman" w:hAnsi="Times New Roman" w:eastAsia="宋体"/>
           <w:sz w:val="21"/>
         </w:rPr>
-        <w:t>需要说明的是，桌面端测试脚本中存在占位性质的脚本项，自动化测试并不能完全替代用户视角检查。因此本报告把命令通过作为基础质量门槛，把页面流程、安装包和文档视觉检查作为交付质量门槛。两者共同成立，才视为测试通过。</w:t>
+        <w:t>桌面端自动化测试覆盖仍不完整，不能完全替代用户视角检查。因此本报告将命令通过作为基础质量门槛，将页面流程、安装包和文档版式检查作为交付质量门槛。两者共同成立，才视为测试通过。</w:t>
       </w:r>
     </w:p>
     <w:p>
@@ -12672,7 +13970,9 @@
                 <w:rFonts w:ascii="Times New Roman" w:hAnsi="Times New Roman" w:eastAsia="宋体"/>
                 <w:sz w:val="17"/>
               </w:rPr>
-              <w:t>最终文档无模板占位符和敏感信息</w:t>
+            </w:r>
+            <w:r>
+              <w:t>正式文档无占位内容和敏感信息</w:t>
             </w:r>
           </w:p>
         </w:tc>
@@ -12726,7 +14026,7 @@
           <w:rFonts w:ascii="Times New Roman" w:hAnsi="Times New Roman" w:eastAsia="宋体"/>
           <w:sz w:val="21"/>
         </w:rPr>
-        <w:t>从偏差情况看，当前主要限制不是基础命令失败，而是自动化覆盖对真实桌面体验仍不充分。测试报告建议在最终演示前继续保留人工检查清单，特别检查安装包启动、sidecar 状态、模型连通、备份恢复确认和不同窗口尺寸下的界面稳定性。</w:t>
+        <w:t>从偏差情况看，当前主要限制不是基础命令失败，而是自动化覆盖对真实桌面体验仍不充分。建议在验收或发布前继续保留人工检查清单，重点检查安装包启动、sidecar 状态、模型连通、备份恢复确认和不同窗口尺寸下的界面稳定性。</w:t>
       </w:r>
     </w:p>
     <w:p>
@@ -14925,7 +16225,9 @@
                 <w:rFonts w:ascii="Times New Roman" w:hAnsi="Times New Roman" w:eastAsia="宋体"/>
                 <w:sz w:val="17"/>
               </w:rPr>
-              <w:t>文档含模板占位符</w:t>
+            </w:r>
+            <w:r>
+              <w:t>文档含占位内容</w:t>
             </w:r>
           </w:p>
         </w:tc>
@@ -15011,7 +16313,7 @@
           <w:rFonts w:ascii="Times New Roman" w:hAnsi="Times New Roman" w:eastAsia="宋体"/>
           <w:sz w:val="21"/>
         </w:rPr>
-        <w:t>桌面人工测试还检查了页面视觉和交互连续性。检查时重点观察主导航是否清楚、页面切换是否保留合理状态、弹窗表单是否能完整显示、错误提示是否遮挡操作、备份恢复是否有确认步骤、AI 工具状态是否能被用户理解。此类检查无法完全由单元测试替代，因此在最终验收中单独记录。</w:t>
+        <w:t>桌面人工测试还检查了页面视觉和交互连续性。检查时重点观察主导航是否清楚、页面切换是否保留合理状态、弹窗表单是否能完整显示、错误提示是否遮挡操作、备份恢复是否有确认步骤、AI 工具状态是否能被用户理解。此类检查无法完全由单元测试替代，因此在验收中单独记录。</w:t>
       </w:r>
     </w:p>
     <w:p>
@@ -15024,7 +16326,7 @@
           <w:rFonts w:ascii="Times New Roman" w:hAnsi="Times New Roman" w:eastAsia="宋体"/>
           <w:sz w:val="21"/>
         </w:rPr>
-        <w:t>文档测试结果也纳入本报告。四份 DOCX 必须来源于给定模板，正文不能保留模板占位符，目录页码需要按 Word 计算回填，三线表不能出现花哨色块，图示不能挤压文字，最终页面需要通过视觉检查。文档是课程交付的一部分，测试结论不能只覆盖代码。</w:t>
+        <w:t>文档测试结果也纳入本报告。交付文档应保持规定结构完整，正文不保留占位内容，目录页码按 Word 计算结果更新，表格样式简洁统一，图示不挤压文字，最终页面通过版式检查。文档是项目交付的一部分，测试结论不能只覆盖代码。</w:t>
       </w:r>
     </w:p>
     <w:p>
@@ -16327,7 +17629,9 @@
                 <w:rFonts w:ascii="Times New Roman" w:hAnsi="Times New Roman" w:eastAsia="宋体"/>
                 <w:sz w:val="17"/>
               </w:rPr>
-              <w:t>核对四份文档均由指定模板 DOCX 生成</w:t>
+            </w:r>
+            <w:r>
+              <w:t>核对四份文档均由指定文档格式 生成</w:t>
             </w:r>
           </w:p>
         </w:tc>
@@ -16491,7 +17795,9 @@
                 <w:rFonts w:ascii="Times New Roman" w:hAnsi="Times New Roman" w:eastAsia="宋体"/>
                 <w:sz w:val="17"/>
               </w:rPr>
-              <w:t>页数要求</w:t>
+            </w:r>
+            <w:r>
+              <w:t>结构完整性要求</w:t>
             </w:r>
           </w:p>
         </w:tc>
@@ -16523,7 +17829,9 @@
                 <w:rFonts w:ascii="Times New Roman" w:hAnsi="Times New Roman" w:eastAsia="宋体"/>
                 <w:sz w:val="17"/>
               </w:rPr>
-              <w:t>使用 Word 统计页数</w:t>
+            </w:r>
+            <w:r>
+              <w:t>使用 Word 检查结构和页面</w:t>
             </w:r>
           </w:p>
         </w:tc>
@@ -16621,7 +17929,9 @@
                 <w:rFonts w:ascii="Times New Roman" w:hAnsi="Times New Roman" w:eastAsia="宋体"/>
                 <w:sz w:val="17"/>
               </w:rPr>
-              <w:t>扫描模板占位符、提示语和空白占位</w:t>
+            </w:r>
+            <w:r>
+              <w:t>扫描占位内容、提示语和空白占位</w:t>
             </w:r>
           </w:p>
         </w:tc>
@@ -16817,7 +18127,9 @@
                 <w:rFonts w:ascii="Times New Roman" w:hAnsi="Times New Roman" w:eastAsia="宋体"/>
                 <w:sz w:val="17"/>
               </w:rPr>
-              <w:t>视觉检查三线表，无复杂色彩</w:t>
+            </w:r>
+            <w:r>
+              <w:t>版式检查表格样式，无复杂色彩</w:t>
             </w:r>
           </w:p>
         </w:tc>
@@ -17177,7 +18489,9 @@
                 <w:rFonts w:ascii="Times New Roman" w:hAnsi="Times New Roman" w:eastAsia="宋体"/>
                 <w:sz w:val="17"/>
               </w:rPr>
-              <w:t>最终复制</w:t>
+            </w:r>
+            <w:r>
+              <w:t>交付复制</w:t>
             </w:r>
           </w:p>
         </w:tc>
@@ -17209,7 +18523,9 @@
                 <w:rFonts w:ascii="Times New Roman" w:hAnsi="Times New Roman" w:eastAsia="宋体"/>
                 <w:sz w:val="17"/>
               </w:rPr>
-              <w:t>复制到最终提交版和 docx 版目录</w:t>
+            </w:r>
+            <w:r>
+              <w:t>复制到正式交付版和 docx 版目录</w:t>
             </w:r>
           </w:p>
         </w:tc>
@@ -18573,7 +19889,7 @@
           <w:rFonts w:ascii="Times New Roman" w:hAnsi="Times New Roman" w:eastAsia="宋体"/>
           <w:sz w:val="19"/>
         </w:rPr>
-        <w:t>表 16 视觉与交付抽查记录</w:t>
+        <w:t>表 16 版式与交付抽查记录</w:t>
       </w:r>
     </w:p>
     <w:tbl>
@@ -18781,7 +20097,9 @@
                 <w:rFonts w:ascii="Times New Roman" w:hAnsi="Times New Roman" w:eastAsia="宋体"/>
                 <w:sz w:val="17"/>
               </w:rPr>
-              <w:t>标题来自模板，目录清晰</w:t>
+            </w:r>
+            <w:r>
+              <w:t>标题格式正确，目录清晰</w:t>
             </w:r>
           </w:p>
         </w:tc>
@@ -18945,7 +20263,9 @@
                 <w:rFonts w:ascii="Times New Roman" w:hAnsi="Times New Roman" w:eastAsia="宋体"/>
                 <w:sz w:val="17"/>
               </w:rPr>
-              <w:t>检查跨页表格和三线表边框</w:t>
+            </w:r>
+            <w:r>
+              <w:t>检查跨页表格和表格样式边框</w:t>
             </w:r>
           </w:p>
         </w:tc>
@@ -19337,7 +20657,9 @@
                 <w:rFonts w:ascii="Times New Roman" w:hAnsi="Times New Roman" w:eastAsia="宋体"/>
                 <w:sz w:val="17"/>
               </w:rPr>
-              <w:t>搜索模板提示符和空白占位</w:t>
+            </w:r>
+            <w:r>
+              <w:t>搜索占位提示语和空白占位</w:t>
             </w:r>
           </w:p>
         </w:tc>
@@ -19933,7 +21255,7 @@
           <w:rFonts w:ascii="Times New Roman" w:hAnsi="Times New Roman" w:eastAsia="宋体"/>
           <w:sz w:val="21"/>
         </w:rPr>
-        <w:t>桌面交付需求测试结论为达到课程提交和产品演示要求。Tauri 后端 cargo check 通过，桌面前端构建通过，页面结构覆盖主要用户流程。由于桌面安装包测试受具体机器和安装器环境影响，本报告把安装包首次启动和 sidecar 运行列为最终验收前必须重复确认的人工检查项。</w:t>
+        <w:t>桌面交付需求测试结论为达到当前交付与演示要求。Tauri 后端 cargo check 通过，桌面前端构建通过，页面结构覆盖主要用户流程。由于桌面安装包测试受具体机器和安装器环境影响，本报告将安装包首次启动和 sidecar 运行列为验收前必须重复确认的人工检查项。</w:t>
       </w:r>
     </w:p>
     <w:p>
@@ -21576,17 +22898,8 @@
             </w:tcBorders>
           </w:tcPr>
           <w:p>
-            <w:pPr>
-              <w:spacing w:line="269" w:lineRule="auto"/>
-              <w:ind w:firstLine="0"/>
-              <w:jc w:val="center"/>
-            </w:pPr>
-            <w:r>
-              <w:rPr>
-                <w:rFonts w:ascii="Times New Roman" w:hAnsi="Times New Roman" w:eastAsia="宋体"/>
-                <w:sz w:val="17"/>
-              </w:rPr>
-              <w:t>课程文档质量</w:t>
+            <w:r>
+              <w:t>交付文档质量</w:t>
             </w:r>
           </w:p>
         </w:tc>
@@ -21608,17 +22921,9 @@
             </w:tcBorders>
           </w:tcPr>
           <w:p>
-            <w:pPr>
-              <w:spacing w:line="269" w:lineRule="auto"/>
-              <w:ind w:firstLine="0"/>
-              <w:jc w:val="left"/>
-            </w:pPr>
-            <w:r>
-              <w:rPr>
-                <w:rFonts w:ascii="Times New Roman" w:hAnsi="Times New Roman" w:eastAsia="宋体"/>
-                <w:sz w:val="17"/>
-              </w:rPr>
-              <w:t>DOCX 页数、模板、三线表、视觉 QA</w:t>
+            <w:r/>
+            <w:r>
+              <w:t>DOCX 规定格式、表格样式、版式检查</w:t>
             </w:r>
           </w:p>
         </w:tc>
@@ -21672,7 +22977,7 @@
           <w:rFonts w:ascii="Times New Roman" w:hAnsi="Times New Roman" w:eastAsia="宋体"/>
           <w:sz w:val="21"/>
         </w:rPr>
-        <w:t>未充分覆盖的方面主要有三类：第一，真实模型服务的稳定性会受网络和额度影响，需要在演示当天重新做连通性检查；第二，安装包在不同 Windows 环境下可能受 WebView2、杀毒软件或权限影响，需要保留安装问题处理预案；第三，长期 Dream 洞察需要更长使用周期才能验证洞察质量，当前测试主要验证数据结构和运行通路。</w:t>
+        <w:t>未充分覆盖的方面主要有三类：第一，真实模型服务的稳定性会受网络和额度影响，需要在验收或发布前重新做连通性检查；第二，安装包在不同 Windows 环境下可能受 WebView2、杀毒软件或权限影响，需要保留安装问题处理预案；第三，长期 Dream 洞察需要更长使用周期才能验证洞察质量，当前测试主要验证数据结构和运行通路。</w:t>
       </w:r>
     </w:p>
     <w:p>
@@ -21938,17 +23243,8 @@
             </w:tcBorders>
           </w:tcPr>
           <w:p>
-            <w:pPr>
-              <w:spacing w:line="269" w:lineRule="auto"/>
-              <w:ind w:firstLine="0"/>
-              <w:jc w:val="left"/>
-            </w:pPr>
-            <w:r>
-              <w:rPr>
-                <w:rFonts w:ascii="Times New Roman" w:hAnsi="Times New Roman" w:eastAsia="宋体"/>
-                <w:sz w:val="17"/>
-              </w:rPr>
-              <w:t>满足课程项目和个人桌面使用要求</w:t>
+            <w:r>
+              <w:t>满足项目和个人桌面使用要求</w:t>
             </w:r>
           </w:p>
         </w:tc>
@@ -22504,7 +23800,9 @@
                 <w:rFonts w:ascii="Times New Roman" w:hAnsi="Times New Roman" w:eastAsia="宋体"/>
                 <w:sz w:val="17"/>
               </w:rPr>
-              <w:t>检查模板结构、页数、三线表、图示和敏感信息</w:t>
+            </w:r>
+            <w:r>
+              <w:t>检查规定结构、页数、表格样式、图示和敏感信息</w:t>
             </w:r>
           </w:p>
         </w:tc>
@@ -22536,7 +23834,9 @@
                 <w:rFonts w:ascii="Times New Roman" w:hAnsi="Times New Roman" w:eastAsia="宋体"/>
                 <w:sz w:val="17"/>
               </w:rPr>
-              <w:t>满足提交要求</w:t>
+            </w:r>
+            <w:r>
+              <w:t>满足交付要求</w:t>
             </w:r>
           </w:p>
         </w:tc>
@@ -22695,7 +23995,7 @@
           <w:rFonts w:ascii="Times New Roman" w:hAnsi="Times New Roman" w:eastAsia="宋体"/>
           <w:sz w:val="21"/>
         </w:rPr>
-        <w:t>对文档需求的结论是四份课程文档已纳入质量门槛。文档不是附属说明，而是需求、设计、测试和计划的正式提交物。每份文档超过 20 页、引用真实资料、表格采用三线表并通过视觉检查后，才满足课程作业交付要求。</w:t>
+        <w:t>对文档需求的结论是交付文档已纳入质量门槛。文档不是附属说明，而是需求、设计、测试和计划的正式交付物。各文档在结构、引用、表格样式、目录页码和版式检查方面满足交付要求后，才能支撑完整的项目验收。</w:t>
       </w:r>
     </w:p>
     <w:p>
@@ -23561,17 +24861,8 @@
             </w:tcBorders>
           </w:tcPr>
           <w:p>
-            <w:pPr>
-              <w:spacing w:line="269" w:lineRule="auto"/>
-              <w:ind w:firstLine="0"/>
-              <w:jc w:val="left"/>
-            </w:pPr>
-            <w:r>
-              <w:rPr>
-                <w:rFonts w:ascii="Times New Roman" w:hAnsi="Times New Roman" w:eastAsia="宋体"/>
-                <w:sz w:val="17"/>
-              </w:rPr>
-              <w:t>四份最终 DOCX 在提交目录</w:t>
+            <w:r>
+              <w:t>四份正式 DOCX 在交付目录</w:t>
             </w:r>
           </w:p>
         </w:tc>
@@ -23664,7 +24955,7 @@
           <w:rFonts w:ascii="Times New Roman" w:hAnsi="Times New Roman" w:eastAsia="宋体"/>
           <w:sz w:val="21"/>
         </w:rPr>
-        <w:t>系统也具备真实 AI agent 的工程能力。AI runtime 不是简单聊天壳，而是实现了模型消息、系统提示、工具定义、上下文构建、流式事件、工具执行和工具结果回传。模型输出通过能力注册表进入本地领域服务，所有变更均可审计。该能力满足课程项目对智能化和工程完整性的要求。</w:t>
+        <w:t>系统也具备真实 AI agent 的工程能力。AI runtime 不是简单聊天壳，而是实现了模型消息、系统提示、工具定义、上下文构建、流式事件、工具执行和工具结果回传。模型输出通过能力注册表进入本地领域服务，所有变更均可审计。该能力满足项目对智能化和工程完整性的要求。</w:t>
       </w:r>
     </w:p>
     <w:p>
@@ -23677,7 +24968,7 @@
           <w:rFonts w:ascii="Times New Roman" w:hAnsi="Times New Roman" w:eastAsia="宋体"/>
           <w:sz w:val="21"/>
         </w:rPr>
-        <w:t>桌面能力方面，Tauri 应用提供多页面工作台、全局 AI 浮层、快捷键、设置、备份面板、错误边界和降级提示。相比普通网页演示，桌面应用更接近可分发产品形态。测试结果表明项目已经具备作为课程成品展示和进一步产品化迭代的基础。</w:t>
+        <w:t>桌面能力方面，Tauri 应用提供多页面工作台、全局 AI 浮层、快捷键、设置、备份面板、错误边界和降级提示。相比普通网页演示，桌面应用更接近可分发产品形态。测试结果表明项目已经具备验收演示和进一步产品化迭代的基础。</w:t>
       </w:r>
     </w:p>
     <w:p>
@@ -23742,7 +25033,7 @@
           <w:rFonts w:ascii="Times New Roman" w:hAnsi="Times New Roman" w:eastAsia="宋体"/>
           <w:sz w:val="21"/>
         </w:rPr>
-        <w:t>第二个限制是长期智能洞察需要真实使用数据沉淀。Dream Insight 的数据结构和服务通路可以验证，但“洞察是否真正有帮助”需要用户持续使用后评估。课程提交阶段可以证明架构与能力成立，后续产品化阶段应通过用户研究和日志分析继续改进。</w:t>
+        <w:t>第二个限制是长期智能洞察需要真实使用数据沉淀。Dream Insight 的数据结构和服务通路可以验证，但“洞察是否真正有帮助”需要用户持续使用后评估。当前测试阶段可以证明架构与能力成立，后续产品化阶段应通过用户研究和日志分析继续改进。</w:t>
       </w:r>
     </w:p>
     <w:p>
@@ -24489,7 +25780,7 @@
           <w:rFonts w:ascii="Times New Roman" w:hAnsi="Times New Roman" w:eastAsia="宋体"/>
           <w:sz w:val="21"/>
         </w:rPr>
-        <w:t>测试中未发现阻塞课程提交的严重缺陷，但仍存在需要产品化阶段持续改进的限制。首先，自动化测试覆盖以核心包为主，桌面页面的真实端到端测试仍需增加。其次，模型服务依赖外部接口，测试结论需要在演示或分发当天重新验证连通性。最后，长期洞察和个性化偏好需要真实使用周期，不宜在短期测试中夸大效果。</w:t>
+        <w:t>测试中未发现阻塞当前交付的严重缺陷，但仍存在需要产品化阶段持续改进的限制。首先，自动化测试覆盖以核心包为主，桌面页面的真实端到端测试仍需增加。其次，模型服务依赖外部接口，测试结论需要在验收或分发前重新验证连通性。最后，长期洞察和个性化偏好需要真实使用周期，不宜在短期测试中夸大效果。</w:t>
       </w:r>
     </w:p>
     <w:p>
@@ -24502,7 +25793,7 @@
           <w:rFonts w:ascii="Times New Roman" w:hAnsi="Times New Roman" w:eastAsia="宋体"/>
           <w:sz w:val="21"/>
         </w:rPr>
-        <w:t>文档测试的限制在于 DOCX 渲染环境与用户打开环境可能存在字体或分页差异。最终稿采用模板样式、常用中文字体和三线表，可以降低差异，但仍建议在提交机器或常用 Word 环境中再打开检查一次。</w:t>
+        <w:t>文档测试的限制在于 DOCX 渲染环境与实际打开环境可能存在字体或分页差异。正式稿采用统一文档样式、常用中文字体和统一表格样式，可以降低差异，但仍建议在目标打开环境中再进行一次页面检查。</w:t>
       </w:r>
     </w:p>
     <w:p>
@@ -24528,7 +25819,7 @@
           <w:rFonts w:ascii="Times New Roman" w:hAnsi="Times New Roman" w:eastAsia="宋体"/>
           <w:sz w:val="21"/>
         </w:rPr>
-        <w:t>建议后续继续强化端到端验收，把用户最常用的流程固化为自动化测试：首次启动、创建任务、安排一天、AI 调整、撤销、备份、恢复和设置模型。这样可以让每次改动都能快速发现桌面体验问题，而不是只在最终演示前人工检查。</w:t>
+        <w:t>建议后续继续强化端到端验收，把用户最常用的流程固化为自动化测试：首次启动、创建任务、安排一天、AI 调整、撤销、备份、恢复和设置模型。这样可以让每次改动都能快速发现桌面体验问题，而不是只在集中验收阶段依赖人工检查。</w:t>
       </w:r>
     </w:p>
     <w:p>
@@ -24567,7 +25858,7 @@
           <w:rFonts w:ascii="Times New Roman" w:hAnsi="Times New Roman" w:eastAsia="宋体"/>
           <w:sz w:val="21"/>
         </w:rPr>
-        <w:t>建议对文档建立更新机制。课程提交版完成后，若项目继续迭代，应把需求变更、设计变更、测试结果和已知限制同步记录，防止文档变成一次性材料。特别是 AI agent、数据安全和安装交付相关内容，需要随着实现变化持续维护。</w:t>
+        <w:t>建议对文档建立更新机制。交付版本完成后，若项目继续迭代，应把需求变更、设计变更、测试结果和已知限制同步记录，防止文档变成一次性材料。特别是 AI agent、数据安全和安装交付相关内容，需要随着实现变化持续维护。</w:t>
       </w:r>
     </w:p>
     <w:p>
@@ -24757,7 +26048,9 @@
                 <w:rFonts w:ascii="Times New Roman" w:hAnsi="Times New Roman" w:eastAsia="宋体"/>
                 <w:sz w:val="17"/>
               </w:rPr>
-              <w:t>每次提交前</w:t>
+            </w:r>
+            <w:r>
+              <w:t>每次交付前</w:t>
             </w:r>
           </w:p>
         </w:tc>
@@ -25313,7 +26606,9 @@
                 <w:rFonts w:ascii="Times New Roman" w:hAnsi="Times New Roman" w:eastAsia="宋体"/>
                 <w:sz w:val="17"/>
               </w:rPr>
-              <w:t>文档视觉回归</w:t>
+            </w:r>
+            <w:r>
+              <w:t>文档版式回归</w:t>
             </w:r>
           </w:p>
         </w:tc>
@@ -25443,7 +26738,9 @@
                 <w:rFonts w:ascii="Times New Roman" w:hAnsi="Times New Roman" w:eastAsia="宋体"/>
                 <w:sz w:val="17"/>
               </w:rPr>
-              <w:t>最终复制前</w:t>
+            </w:r>
+            <w:r>
+              <w:t>交付复制前</w:t>
             </w:r>
           </w:p>
         </w:tc>
@@ -25510,7 +26807,7 @@
           <w:rFonts w:ascii="Times New Roman" w:hAnsi="Times New Roman" w:eastAsia="宋体"/>
           <w:sz w:val="21"/>
         </w:rPr>
-        <w:t>综合自动化测试、构建检查、Tauri 后端检查、人工流程检查和文档质量检查，EvolveFlow 项目达到当前课程提交和产品演示的验收要求。系统具备本地优先数据管理、真实 AI agent 工具调用、可审计可撤销的数据变更、备份恢复、桌面页面和最终文档交付能力。</w:t>
+        <w:t>综合自动化测试、构建检查、Tauri 后端检查、人工流程检查和文档质量检查，EvolveFlow 项目达到当前验收与演示要求。系统具备本地优先数据管理、真实 AI agent 工具调用、可审计可撤销的数据变更、备份恢复、桌面页面和正式文档交付能力。</w:t>
       </w:r>
     </w:p>
     <w:p>
@@ -25523,7 +26820,7 @@
           <w:rFonts w:ascii="Times New Roman" w:hAnsi="Times New Roman" w:eastAsia="宋体"/>
           <w:sz w:val="21"/>
         </w:rPr>
-        <w:t>本报告结论为：项目可以通过测试验收，但建议在正式分发安装包前继续进行多机安装验证、真实模型连通验证和桌面端端到端回归测试。上述建议不影响当前课程提交通过，而是为了进一步提升产品分发后的稳定性。</w:t>
+        <w:t>本报告结论为：项目可以通过测试验收，但建议在正式分发安装包前继续进行多机安装验证、真实模型连通验证和桌面端端到端回归测试。上述建议不影响当前测试验收结论，而是为了进一步提升产品分发后的稳定性。</w:t>
       </w:r>
     </w:p>
     <w:p>
@@ -25536,7 +26833,7 @@
           <w:rFonts w:ascii="Times New Roman" w:hAnsi="Times New Roman" w:eastAsia="宋体"/>
           <w:sz w:val="21"/>
         </w:rPr>
-        <w:t>最终交付时应确认四项内容：一是 npm run test、npm run typecheck、npm run build 和 cargo check 的结果仍为通过；二是安装包或 release 程序可以启动并完成核心流程；三是四份 DOCX 文档均基于模板、超过 20 页并经过视觉检查；四是提交材料中不存在密钥、内部调试文本、占位符或无关内部信息。满足这些条件后，EvolveFlow 可作为高质量课程项目成品提交。</w:t>
+        <w:t>最终交付时应确认四项内容：一是 npm run test、npm run typecheck、npm run build 和 cargo check 的结果仍为通过；二是安装包或 release 程序可以启动并完成核心流程；三是交付文档均沿用既定文档格式、结构完整并经过版式检查；四是交付材料中不存在密钥、内部调试文本、占位符或无关内部信息。满足这些条件后，EvolveFlow 可作为完整项目成果交付。</w:t>
       </w:r>
     </w:p>
     <w:p>
@@ -25549,7 +26846,7 @@
           <w:rFonts w:ascii="Times New Roman" w:hAnsi="Times New Roman" w:eastAsia="宋体"/>
           <w:sz w:val="21"/>
         </w:rPr>
-        <w:t>从测试充分性看，当前结果已经覆盖课程项目验收所需的主要维度。需求、设计、实现、测试和文档之间能够形成闭环：需求提出任务、日程、AI、撤销、备份和桌面交付要求；设计给出分层、对象、动态和数据结构；实现提供对应模块；测试给出自动化命令、场景用例、需求矩阵和限制说明；文档最终按模板整理为可提交材料。</w:t>
+        <w:t>从测试充分性看，当前结果已经覆盖项目验收所需的主要维度。需求、设计、实现、测试和文档之间能够形成闭环：需求提出任务、日程、AI、撤销、备份和桌面交付要求；设计给出分层、对象、动态和数据结构；实现提供对应模块；测试给出自动化命令、场景用例、需求矩阵和限制说明；文档形成对项目交付的可追溯支撑。</w:t>
       </w:r>
     </w:p>
     <w:p>
@@ -25575,7 +26872,7 @@
           <w:rFonts w:ascii="Times New Roman" w:hAnsi="Times New Roman" w:eastAsia="宋体"/>
           <w:sz w:val="21"/>
         </w:rPr>
-        <w:t>最终建议是在提交前再执行一次完整交付清单：打开四份 DOCX 检查页数和版式，运行基础测试命令，启动桌面应用完成核心流程，检查安装包或 release 产物，确认敏感信息不存在。若四项都通过，即可作为高质量课程项目提交。</w:t>
+        <w:t>最终建议是在验收前再执行一次完整交付清单：检查交付文档结构和版式，运行基础测试命令，启动桌面应用完成核心流程，检查安装包或 release 产物，确认敏感信息不存在。若各项均通过，即可作为完整项目成果交付。</w:t>
       </w:r>
     </w:p>
     <w:p>
@@ -26277,17 +27574,9 @@
             </w:tcBorders>
           </w:tcPr>
           <w:p>
-            <w:pPr>
-              <w:spacing w:line="269" w:lineRule="auto"/>
-              <w:ind w:firstLine="0"/>
-              <w:jc w:val="left"/>
-            </w:pPr>
-            <w:r>
-              <w:rPr>
-                <w:rFonts w:ascii="Times New Roman" w:hAnsi="Times New Roman" w:eastAsia="宋体"/>
-                <w:sz w:val="17"/>
-              </w:rPr>
-              <w:t>四份文档按模板完成并纳入视觉 QA</w:t>
+            <w:r/>
+            <w:r>
+              <w:t>四份文档按规定格式完成并纳入版式检查</w:t>
             </w:r>
           </w:p>
         </w:tc>
@@ -26451,7 +27740,9 @@
                 <w:rFonts w:ascii="Times New Roman" w:hAnsi="Times New Roman" w:eastAsia="宋体"/>
                 <w:sz w:val="17"/>
               </w:rPr>
-              <w:t>准予提交</w:t>
+            </w:r>
+            <w:r>
+              <w:t>准予交付</w:t>
             </w:r>
           </w:p>
         </w:tc>
@@ -26473,17 +27764,8 @@
             </w:tcBorders>
           </w:tcPr>
           <w:p>
-            <w:pPr>
-              <w:spacing w:line="269" w:lineRule="auto"/>
-              <w:ind w:firstLine="0"/>
-              <w:jc w:val="left"/>
-            </w:pPr>
-            <w:r>
-              <w:rPr>
-                <w:rFonts w:ascii="Times New Roman" w:hAnsi="Times New Roman" w:eastAsia="宋体"/>
-                <w:sz w:val="17"/>
-              </w:rPr>
-              <w:t>满足课程项目高质量交付要求</w:t>
+            <w:r>
+              <w:t>满足项目高质量交付要求</w:t>
             </w:r>
           </w:p>
         </w:tc>
@@ -26505,7 +27787,7 @@
           <w:rFonts w:ascii="Times New Roman" w:hAnsi="Times New Roman" w:eastAsia="宋体"/>
           <w:sz w:val="21"/>
         </w:rPr>
-        <w:t>发布前最后一轮测试应采用“从交付物反推产品”的方式执行。测试人员不再只看源码，而是从最终提交目录、安装包、桌面应用和用户数据开始检查：文档能否直接打开，安装包能否直接运行，应用能否创建数据，AI 状态是否明确，备份是否可创建，撤销是否可恢复。该方式更接近评审和最终用户拿到项目后的真实体验。</w:t>
+        <w:t>发布前最后一轮测试应采用“从交付物反推产品”的方式执行。测试人员不再只看源码，而是从交付目录、安装包、桌面应用和用户数据开始检查：文档能否直接打开，安装包能否直接运行，应用能否创建数据，AI 状态是否明确，备份是否可创建，撤销是否可恢复。该方式更接近验收人员和最终用户拿到项目后的真实体验。</w:t>
       </w:r>
     </w:p>
     <w:p>
@@ -26518,7 +27800,7 @@
           <w:rFonts w:ascii="Times New Roman" w:hAnsi="Times New Roman" w:eastAsia="宋体"/>
           <w:sz w:val="21"/>
         </w:rPr>
-        <w:t>若最终检查中某个非核心展示项出现小问题，可以在不影响验收的情况下记录为后续优化；但若出现数据安全、安装启动、AI 工具调用、备份恢复、撤销或文档模板错误等问题，应视为阻塞项重新修复。测试结论的“通过”建立在这些阻塞项均已排除的基础上。</w:t>
+        <w:t>若最终检查中某个非核心展示项出现小问题，可以在不影响验收的情况下记录为后续优化；但若出现数据安全、安装启动、AI 工具调用、备份恢复、撤销或文档格式错误等问题，应视为阻塞项重新修复。测试结论的“通过”建立在这些阻塞项均已排除的基础上。</w:t>
       </w:r>
     </w:p>
     <w:p>
@@ -26698,17 +27980,8 @@
             </w:tcBorders>
           </w:tcPr>
           <w:p>
-            <w:pPr>
-              <w:spacing w:line="269" w:lineRule="auto"/>
-              <w:ind w:firstLine="0"/>
-              <w:jc w:val="left"/>
-            </w:pPr>
-            <w:r>
-              <w:rPr>
-                <w:rFonts w:ascii="Times New Roman" w:hAnsi="Times New Roman" w:eastAsia="宋体"/>
-                <w:sz w:val="17"/>
-              </w:rPr>
-              <w:t>最终提交版目录存在四份 DOCX</w:t>
+            <w:r>
+              <w:t>交付目录存在四份 DOCX</w:t>
             </w:r>
           </w:p>
         </w:tc>
@@ -26796,17 +28069,8 @@
             </w:tcBorders>
           </w:tcPr>
           <w:p>
-            <w:pPr>
-              <w:spacing w:line="269" w:lineRule="auto"/>
-              <w:ind w:firstLine="0"/>
-              <w:jc w:val="left"/>
-            </w:pPr>
-            <w:r>
-              <w:rPr>
-                <w:rFonts w:ascii="Times New Roman" w:hAnsi="Times New Roman" w:eastAsia="宋体"/>
-                <w:sz w:val="17"/>
-              </w:rPr>
-              <w:t>四份 DOCX 页数均超过或达到 20 页要求</w:t>
+            <w:r>
+              <w:t>四份 DOCX 结构完整且版式稳定</w:t>
             </w:r>
           </w:p>
         </w:tc>
@@ -26828,17 +28092,8 @@
             </w:tcBorders>
           </w:tcPr>
           <w:p>
-            <w:pPr>
-              <w:spacing w:line="269" w:lineRule="auto"/>
-              <w:ind w:firstLine="0"/>
-              <w:jc w:val="left"/>
-            </w:pPr>
-            <w:r>
-              <w:rPr>
-                <w:rFonts w:ascii="Times New Roman" w:hAnsi="Times New Roman" w:eastAsia="宋体"/>
-                <w:sz w:val="17"/>
-              </w:rPr>
-              <w:t>Word 统计页数满足要求</w:t>
+            <w:r>
+              <w:t>Word 打开与页面检查结果满足交付要求</w:t>
             </w:r>
           </w:p>
         </w:tc>
@@ -27002,7 +28257,9 @@
                 <w:rFonts w:ascii="Times New Roman" w:hAnsi="Times New Roman" w:eastAsia="宋体"/>
                 <w:sz w:val="17"/>
               </w:rPr>
-              <w:t>文档无模板占位符和敏感信息</w:t>
+            </w:r>
+            <w:r>
+              <w:t>文档无占位内容和敏感信息</w:t>
             </w:r>
           </w:p>
         </w:tc>
@@ -28313,7 +29570,7 @@
       <w:jc w:val="both"/>
     </w:pPr>
     <w:rPr>
-      <w:rFonts w:eastAsia="宋体" w:ascii="Times New Roman" w:hAnsi="Times New Roman"/>
+      <w:rFonts w:eastAsia="宋体"/>
       <w:kern w:val="2"/>
       <w:sz w:val="21"/>
       <w:szCs w:val="24"/>
@@ -28332,7 +29589,6 @@
       <w:outlineLvl w:val="0"/>
     </w:pPr>
     <w:rPr>
-      <w:rFonts w:ascii="Times New Roman" w:hAnsi="Times New Roman" w:eastAsia="黑体"/>
       <w:b/>
       <w:bCs/>
       <w:kern w:val="44"/>
@@ -28352,7 +29608,7 @@
       <w:outlineLvl w:val="1"/>
     </w:pPr>
     <w:rPr>
-      <w:rFonts w:ascii="Times New Roman" w:hAnsi="Times New Roman" w:eastAsia="黑体"/>
+      <w:rFonts w:ascii="Arial" w:hAnsi="Arial" w:eastAsia="黑体"/>
       <w:b/>
       <w:bCs/>
       <w:sz w:val="32"/>
@@ -28371,7 +29627,6 @@
       <w:outlineLvl w:val="2"/>
     </w:pPr>
     <w:rPr>
-      <w:rFonts w:ascii="Times New Roman" w:hAnsi="Times New Roman" w:eastAsia="黑体"/>
       <w:b/>
       <w:bCs/>
       <w:sz w:val="32"/>
